--- a/zarovizsga/zarovizsga.docx
+++ b/zarovizsga/zarovizsga.docx
@@ -1,6 +1,6 @@
 
 <file path=word/document.xml><?xml version="1.0" encoding="utf-8"?>
-<w:document xmlns:o="urn:schemas-microsoft-com:office:office" xmlns:r="http://schemas.openxmlformats.org/officeDocument/2006/relationships" xmlns:v="urn:schemas-microsoft-com:vml" xmlns:w="http://schemas.openxmlformats.org/wordprocessingml/2006/main" xmlns:w10="urn:schemas-microsoft-com:office:word" xmlns:wp="http://schemas.openxmlformats.org/drawingml/2006/wordprocessingDrawing" xmlns:wps="http://schemas.microsoft.com/office/word/2010/wordprocessingShape" xmlns:wpg="http://schemas.microsoft.com/office/word/2010/wordprocessingGroup" xmlns:mc="http://schemas.openxmlformats.org/markup-compatibility/2006" xmlns:wp14="http://schemas.microsoft.com/office/word/2010/wordprocessingDrawing" xmlns:w14="http://schemas.microsoft.com/office/word/2010/wordml" xmlns:w15="http://schemas.microsoft.com/office/word/2012/wordml" mc:Ignorable="w14 wp14 w15">
+<w:document xmlns:o="urn:schemas-microsoft-com:office:office" xmlns:r="http://schemas.openxmlformats.org/officeDocument/2006/relationships" xmlns:v="urn:schemas-microsoft-com:vml" xmlns:w="http://schemas.openxmlformats.org/wordprocessingml/2006/main" xmlns:w10="urn:schemas-microsoft-com:office:word" xmlns:wp="http://schemas.openxmlformats.org/drawingml/2006/wordprocessingDrawing" xmlns:pic="http://schemas.openxmlformats.org/drawingml/2006/picture" xmlns:wps="http://schemas.microsoft.com/office/word/2010/wordprocessingShape" xmlns:wpg="http://schemas.microsoft.com/office/word/2010/wordprocessingGroup" xmlns:mc="http://schemas.openxmlformats.org/markup-compatibility/2006" xmlns:wp14="http://schemas.microsoft.com/office/word/2010/wordprocessingDrawing" xmlns:w14="http://schemas.microsoft.com/office/word/2010/wordml" xmlns:w15="http://schemas.microsoft.com/office/word/2012/wordml" mc:Ignorable="w14 wp14 w15">
   <w:body>
     <w:p>
       <w:pPr>
@@ -306,7 +306,6 @@
         <w:jc w:val="right"/>
         <w:rPr>
           <w:rFonts w:ascii="Times New Roman" w:hAnsi="Times New Roman" w:eastAsia="Times New Roman"/>
-          <w:i/>
           <w:i/>
           <w:iCs/>
           <w:color w:val="000000"/>
@@ -619,7 +618,6 @@
         <w:jc w:val="right"/>
         <w:rPr>
           <w:rFonts w:ascii="Times New Roman" w:hAnsi="Times New Roman" w:eastAsia="Times New Roman"/>
-          <w:i/>
           <w:i/>
           <w:iCs/>
           <w:color w:themeColor="dark1" w:val="000000"/>
@@ -1346,6 +1344,30 @@
           <w:lang w:eastAsia="en-US"/>
         </w:rPr>
       </w:pPr>
+      <w:r>
+        <w:rPr>
+          <w:rFonts w:eastAsia="Times New Roman" w:ascii="Calibri" w:hAnsi="Calibri"/>
+          <w:sz w:val="28"/>
+          <w:szCs w:val="28"/>
+          <w:lang w:eastAsia="en-US"/>
+        </w:rPr>
+      </w:r>
+    </w:p>
+    <w:p>
+      <w:pPr>
+        <w:pStyle w:val="Heading2"/>
+        <w:widowControl/>
+        <w:bidi w:val="0"/>
+        <w:spacing w:lineRule="auto" w:line="360"/>
+        <w:ind w:hanging="0" w:left="0"/>
+        <w:jc w:val="left"/>
+        <w:rPr>
+          <w:rFonts w:ascii="Calibri" w:hAnsi="Calibri" w:eastAsia="Times New Roman"/>
+          <w:sz w:val="28"/>
+          <w:szCs w:val="28"/>
+          <w:lang w:eastAsia="en-US"/>
+        </w:rPr>
+      </w:pPr>
       <w:bookmarkStart w:id="0" w:name="__RefHeading___Toc41969_317119048"/>
       <w:bookmarkStart w:id="1" w:name="_Toc803677435"/>
       <w:bookmarkStart w:id="2" w:name="_Toc164280663"/>
@@ -1631,7 +1653,7 @@
       </w:pPr>
       <w:r>
         <w:drawing>
-          <wp:anchor behindDoc="0" distT="0" distB="0" distL="0" distR="0" simplePos="0" locked="0" layoutInCell="0" allowOverlap="1" relativeHeight="2">
+          <wp:anchor distT="0" distB="0" distL="0" distR="0" simplePos="0" relativeHeight="2" behindDoc="0" locked="0" layoutInCell="0" allowOverlap="1">
             <wp:simplePos x="0" y="0"/>
             <wp:positionH relativeFrom="column">
               <wp:align>center</wp:align>
@@ -1642,7 +1664,7 @@
             <wp:extent cx="2350135" cy="1954530"/>
             <wp:effectExtent l="0" t="0" r="0" b="0"/>
             <wp:wrapTopAndBottom/>
-            <wp:docPr id="1" name="Kép7" descr=""/>
+            <wp:docPr id="1" name="Kép7"/>
             <wp:cNvGraphicFramePr>
               <a:graphicFrameLocks xmlns:a="http://schemas.openxmlformats.org/drawingml/2006/main" noChangeAspect="1"/>
             </wp:cNvGraphicFramePr>
@@ -1650,7 +1672,7 @@
               <a:graphicData uri="http://schemas.openxmlformats.org/drawingml/2006/picture">
                 <pic:pic xmlns:pic="http://schemas.openxmlformats.org/drawingml/2006/picture">
                   <pic:nvPicPr>
-                    <pic:cNvPr id="1" name="Kép7" descr=""/>
+                    <pic:cNvPr id="1" name="Kép7"/>
                     <pic:cNvPicPr>
                       <a:picLocks noChangeAspect="1" noChangeArrowheads="1"/>
                     </pic:cNvPicPr>
@@ -1669,6 +1691,7 @@
                     <a:prstGeom prst="rect">
                       <a:avLst/>
                     </a:prstGeom>
+                    <a:noFill/>
                   </pic:spPr>
                 </pic:pic>
               </a:graphicData>
@@ -2440,7 +2463,7 @@
       </w:pPr>
       <w:r>
         <w:drawing>
-          <wp:anchor behindDoc="0" distT="0" distB="0" distL="0" distR="0" simplePos="0" locked="0" layoutInCell="0" allowOverlap="1" relativeHeight="3">
+          <wp:anchor distT="0" distB="0" distL="0" distR="0" simplePos="0" relativeHeight="3" behindDoc="0" locked="0" layoutInCell="0" allowOverlap="1">
             <wp:simplePos x="0" y="0"/>
             <wp:positionH relativeFrom="column">
               <wp:align>center</wp:align>
@@ -2451,7 +2474,7 @@
             <wp:extent cx="5579745" cy="2834005"/>
             <wp:effectExtent l="0" t="0" r="0" b="0"/>
             <wp:wrapSquare wrapText="largest"/>
-            <wp:docPr id="2" name="Kép1" descr=""/>
+            <wp:docPr id="2" name="Kép1"/>
             <wp:cNvGraphicFramePr>
               <a:graphicFrameLocks xmlns:a="http://schemas.openxmlformats.org/drawingml/2006/main" noChangeAspect="1"/>
             </wp:cNvGraphicFramePr>
@@ -2459,7 +2482,7 @@
               <a:graphicData uri="http://schemas.openxmlformats.org/drawingml/2006/picture">
                 <pic:pic xmlns:pic="http://schemas.openxmlformats.org/drawingml/2006/picture">
                   <pic:nvPicPr>
-                    <pic:cNvPr id="2" name="Kép1" descr=""/>
+                    <pic:cNvPr id="2" name="Kép1"/>
                     <pic:cNvPicPr>
                       <a:picLocks noChangeAspect="1" noChangeArrowheads="1"/>
                     </pic:cNvPicPr>
@@ -2478,6 +2501,7 @@
                     <a:prstGeom prst="rect">
                       <a:avLst/>
                     </a:prstGeom>
+                    <a:noFill/>
                   </pic:spPr>
                 </pic:pic>
               </a:graphicData>
@@ -2516,7 +2540,6 @@
         <w:spacing w:lineRule="auto" w:line="240" w:before="0" w:after="0"/>
         <w:rPr>
           <w:i/>
-          <w:i/>
           <w:iCs/>
           <w:color w:themeColor="dark2" w:val="1F497D"/>
           <w:sz w:val="18"/>
@@ -3095,7 +3118,7 @@
       </w:pPr>
       <w:r>
         <w:drawing>
-          <wp:anchor behindDoc="0" distT="0" distB="0" distL="0" distR="0" simplePos="0" locked="0" layoutInCell="0" allowOverlap="1" relativeHeight="17">
+          <wp:anchor distT="0" distB="0" distL="0" distR="0" simplePos="0" relativeHeight="17" behindDoc="0" locked="0" layoutInCell="0" allowOverlap="1">
             <wp:simplePos x="0" y="0"/>
             <wp:positionH relativeFrom="column">
               <wp:align>center</wp:align>
@@ -3106,7 +3129,7 @@
             <wp:extent cx="6454140" cy="2357755"/>
             <wp:effectExtent l="0" t="0" r="0" b="0"/>
             <wp:wrapSquare wrapText="largest"/>
-            <wp:docPr id="3" name="Kép15" descr=""/>
+            <wp:docPr id="3" name="Kép15"/>
             <wp:cNvGraphicFramePr>
               <a:graphicFrameLocks xmlns:a="http://schemas.openxmlformats.org/drawingml/2006/main" noChangeAspect="1"/>
             </wp:cNvGraphicFramePr>
@@ -3114,7 +3137,7 @@
               <a:graphicData uri="http://schemas.openxmlformats.org/drawingml/2006/picture">
                 <pic:pic xmlns:pic="http://schemas.openxmlformats.org/drawingml/2006/picture">
                   <pic:nvPicPr>
-                    <pic:cNvPr id="3" name="Kép15" descr=""/>
+                    <pic:cNvPr id="3" name="Kép15"/>
                     <pic:cNvPicPr>
                       <a:picLocks noChangeAspect="1" noChangeArrowheads="1"/>
                     </pic:cNvPicPr>
@@ -3133,6 +3156,7 @@
                     <a:prstGeom prst="rect">
                       <a:avLst/>
                     </a:prstGeom>
+                    <a:noFill/>
                   </pic:spPr>
                 </pic:pic>
               </a:graphicData>
@@ -3207,7 +3231,7 @@
           <w:sz w:val="24"/>
           <w:szCs w:val="24"/>
         </w:rPr>
-        <w:t xml:space="preserve">A webshop alapját adó adatbázis tartalmazza az alkatrészekkel, felhasználókkal, vásárlókkal, fiók kezeléssel, valamint az adminisztrációval  kapcsolatos táblákat. A táblák kialakításánál fontos szempont volt, a redundancia elkerülése és a minél kisebb adattípusú mezők használata. A táblák elnevezése egy korábbi, még Clipper adatbázis-kezelő-rendszernél használatos DBase elnevezésekkel láttuk el, a könnyebb olvashatóság miatt. </w:t>
+        <w:t xml:space="preserve">A webshop alapját adó adatbázis tartalmazza az alkatrészekkel, felhasználókkal, vásárlókkal, fiók kezeléssel, valamint az adminisztrációval kapcsolatos táblákat. A táblák kialakításánál fontos szempont volt, a redundancia elkerülése és a minél kisebb adattípusú mezők használata. A táblák elnevezése egy korábbi, még Clipper adatbázis-kezelő-rendszernél használatos DBase elnevezésekkel láttuk el, a könnyebb olvashatóság miatt. </w:t>
         <w:br/>
         <w:t>Így lettek a törzsadatok táblái *_MSTR és *_DET, azaz a főtábla *_Master, az alá tartozó tábla pedig a *_Detail elnevezésűek. A korábban használt *_HIST elnevezést nem használtuk, jelenleg nem mentettünk adatokat History táblákba, de az alkalmazás továbbfejlesztése esetén a már nem használt rekordokat érdemes lenne ilyen módon archiválni.</w:t>
         <w:br/>
@@ -3227,8 +3251,29 @@
         </w:rPr>
       </w:pPr>
       <w:r>
+        <w:rPr>
+          <w:b w:val="false"/>
+          <w:bCs w:val="false"/>
+          <w:sz w:val="24"/>
+          <w:szCs w:val="24"/>
+        </w:rPr>
+      </w:r>
+    </w:p>
+    <w:p>
+      <w:pPr>
+        <w:pStyle w:val="Normal"/>
+        <w:spacing w:lineRule="auto" w:line="360"/>
+        <w:jc w:val="center"/>
+        <w:rPr>
+          <w:b w:val="false"/>
+          <w:bCs w:val="false"/>
+          <w:sz w:val="24"/>
+          <w:szCs w:val="24"/>
+        </w:rPr>
+      </w:pPr>
+      <w:r>
         <w:drawing>
-          <wp:anchor behindDoc="0" distT="0" distB="0" distL="0" distR="0" simplePos="0" locked="0" layoutInCell="0" allowOverlap="1" relativeHeight="32">
+          <wp:anchor distT="0" distB="0" distL="0" distR="0" simplePos="0" relativeHeight="31" behindDoc="0" locked="0" layoutInCell="0" allowOverlap="1">
             <wp:simplePos x="0" y="0"/>
             <wp:positionH relativeFrom="column">
               <wp:posOffset>-53975</wp:posOffset>
@@ -3239,7 +3284,7 @@
             <wp:extent cx="5812790" cy="3839845"/>
             <wp:effectExtent l="0" t="0" r="0" b="0"/>
             <wp:wrapSquare wrapText="largest"/>
-            <wp:docPr id="4" name="Kép19" descr=""/>
+            <wp:docPr id="4" name="Kép19"/>
             <wp:cNvGraphicFramePr>
               <a:graphicFrameLocks xmlns:a="http://schemas.openxmlformats.org/drawingml/2006/main" noChangeAspect="1"/>
             </wp:cNvGraphicFramePr>
@@ -3247,7 +3292,7 @@
               <a:graphicData uri="http://schemas.openxmlformats.org/drawingml/2006/picture">
                 <pic:pic xmlns:pic="http://schemas.openxmlformats.org/drawingml/2006/picture">
                   <pic:nvPicPr>
-                    <pic:cNvPr id="4" name="Kép19" descr=""/>
+                    <pic:cNvPr id="4" name="Kép19"/>
                     <pic:cNvPicPr>
                       <a:picLocks noChangeAspect="1" noChangeArrowheads="1"/>
                     </pic:cNvPicPr>
@@ -3266,6 +3311,7 @@
                     <a:prstGeom prst="rect">
                       <a:avLst/>
                     </a:prstGeom>
+                    <a:noFill/>
                   </pic:spPr>
                 </pic:pic>
               </a:graphicData>
@@ -3275,125 +3321,134 @@
       </w:r>
       <w:r>
         <w:rPr>
-          <w:b w:val="false"/>
-          <w:bCs w:val="false"/>
-          <w:sz w:val="24"/>
-          <w:szCs w:val="24"/>
-        </w:rPr>
-        <w:t xml:space="preserve">A táblák közti kapcsolatokat a kép jól szemlélteti, de vannak olyan táblák is, melyek nem kapcsolódnak </w:t>
-      </w:r>
-      <w:r>
-        <w:rPr>
-          <w:b w:val="false"/>
-          <w:bCs w:val="false"/>
-          <w:sz w:val="24"/>
-          <w:szCs w:val="24"/>
-        </w:rPr>
-        <w:t>egyetlen más táblához sem</w:t>
-      </w:r>
-      <w:r>
-        <w:rPr>
-          <w:b w:val="false"/>
-          <w:bCs w:val="false"/>
-          <w:sz w:val="24"/>
-          <w:szCs w:val="24"/>
-        </w:rPr>
-        <w:t>. Ezeket a táblákat, pl. HolidayFix_MSTR további adatmezők létrehozásához használjuk. A nevezett tábla egyébként a magyar ünnepeinket, a munkaszüneti napjainkat tárolja és egy új év naptárának létrehozása esetén használjuk fel adatmezőit.</w:t>
+          <w:rFonts w:eastAsia="Calibri" w:cs="Times New Roman"/>
+          <w:b w:val="false"/>
+          <w:bCs w:val="false"/>
+          <w:i/>
+          <w:iCs/>
+          <w:color w:themeColor="dark2" w:val="1F497D"/>
+          <w:kern w:val="0"/>
+          <w:sz w:val="18"/>
+          <w:szCs w:val="18"/>
+          <w:lang w:val="hu-HU" w:eastAsia="en-US" w:bidi="ar-SA"/>
+        </w:rPr>
+        <w:t>4. kép – Adatbázis kapcsolatok</w:t>
+      </w:r>
+    </w:p>
+    <w:p>
+      <w:pPr>
+        <w:pStyle w:val="Normal"/>
+        <w:spacing w:lineRule="auto" w:line="360"/>
+        <w:jc w:val="both"/>
+        <w:rPr>
+          <w:b w:val="false"/>
+          <w:bCs w:val="false"/>
+          <w:sz w:val="24"/>
+          <w:szCs w:val="24"/>
+        </w:rPr>
+      </w:pPr>
+      <w:r>
+        <w:rPr>
+          <w:b w:val="false"/>
+          <w:bCs w:val="false"/>
+          <w:sz w:val="24"/>
+          <w:szCs w:val="24"/>
+        </w:rPr>
+        <w:t>V</w:t>
+      </w:r>
+      <w:r>
+        <w:rPr>
+          <w:b w:val="false"/>
+          <w:bCs w:val="false"/>
+          <w:sz w:val="24"/>
+          <w:szCs w:val="24"/>
+        </w:rPr>
+        <w:t>annak olyan táblák is, melyek nem kapcsolódnak egyetlen más</w:t>
+      </w:r>
+      <w:r>
+        <w:rPr>
+          <w:b w:val="false"/>
+          <w:bCs w:val="false"/>
+          <w:sz w:val="24"/>
+          <w:szCs w:val="24"/>
+        </w:rPr>
+        <w:t>ik</w:t>
+      </w:r>
+      <w:r>
+        <w:rPr>
+          <w:b w:val="false"/>
+          <w:bCs w:val="false"/>
+          <w:sz w:val="24"/>
+          <w:szCs w:val="24"/>
+        </w:rPr>
+        <w:t xml:space="preserve"> táblához sem. Ezeket a táblákat, pl. HolidayFix_MSTR további adatmezők létrehozásához használjuk. A nevezett tábla egyébként a magyar ünnepeinket, a munkaszüneti napjainkat tárolja és egy új év naptárának létrehozása esetén használjuk fel adatmezőit.</w:t>
         <w:br/>
         <w:t>További ilyen tábla a Cities_MSTR, ami a magyar városok neveit tartalmazza, ennek ellenére nincs kapcsolódás egyik felhasználóhoz köthető táblával sem.</w:t>
         <w:br/>
-        <w:t xml:space="preserve">Alkalmazásunk korábbi verzióiban használtuk e táblát, de mérete, rekordjainak magas száma miatt olyan mértékű volt a teljesítménycsökkenés, hogy kihagytuk </w:t>
-      </w:r>
-      <w:r>
-        <w:rPr>
-          <w:b w:val="false"/>
-          <w:bCs w:val="false"/>
-          <w:sz w:val="24"/>
-          <w:szCs w:val="24"/>
-        </w:rPr>
-        <w:t>az űrlapokból. Adatbázisunkat és tábláit MySQLAdmin felületen manuálisan hoztuk létre, a táblák közti kapcsolatokat az űrlapokon használt adatmezők használatához állítottuk be.</w:t>
-      </w:r>
-    </w:p>
-    <w:p>
-      <w:pPr>
-        <w:pStyle w:val="Normal"/>
-        <w:spacing w:lineRule="auto" w:line="360"/>
-        <w:jc w:val="both"/>
-        <w:rPr>
-          <w:b w:val="false"/>
-          <w:bCs w:val="false"/>
-          <w:sz w:val="24"/>
-          <w:szCs w:val="24"/>
-        </w:rPr>
-      </w:pPr>
-      <w:r>
-        <w:rPr>
-          <w:b w:val="false"/>
-          <w:bCs w:val="false"/>
-          <w:sz w:val="24"/>
-          <w:szCs w:val="24"/>
-        </w:rPr>
-      </w:r>
-    </w:p>
-    <w:p>
-      <w:pPr>
-        <w:pStyle w:val="Normal"/>
-        <w:spacing w:lineRule="auto" w:line="360"/>
-        <w:jc w:val="both"/>
-        <w:rPr>
-          <w:b w:val="false"/>
-          <w:bCs w:val="false"/>
-          <w:sz w:val="24"/>
-          <w:szCs w:val="24"/>
-        </w:rPr>
-      </w:pPr>
-      <w:r>
-        <w:rPr>
-          <w:b w:val="false"/>
-          <w:bCs w:val="false"/>
-          <w:sz w:val="24"/>
-          <w:szCs w:val="24"/>
-        </w:rPr>
-      </w:r>
-    </w:p>
-    <w:p>
-      <w:pPr>
-        <w:pStyle w:val="Normal"/>
-        <w:spacing w:lineRule="auto" w:line="360"/>
-        <w:jc w:val="both"/>
-        <w:rPr>
-          <w:b w:val="false"/>
-          <w:bCs w:val="false"/>
-          <w:sz w:val="24"/>
-          <w:szCs w:val="24"/>
-        </w:rPr>
-      </w:pPr>
-      <w:r>
-        <w:rPr/>
-      </w:r>
-    </w:p>
-    <w:p>
-      <w:pPr>
-        <w:pStyle w:val="Normal"/>
-        <w:spacing w:lineRule="auto" w:line="360"/>
-        <w:jc w:val="both"/>
-        <w:rPr>
-          <w:b w:val="false"/>
-          <w:bCs w:val="false"/>
-          <w:sz w:val="24"/>
-          <w:szCs w:val="24"/>
-        </w:rPr>
-      </w:pPr>
-      <w:r>
-        <w:rPr>
-          <w:b w:val="false"/>
-          <w:bCs w:val="false"/>
-          <w:sz w:val="24"/>
-          <w:szCs w:val="24"/>
-        </w:rPr>
-      </w:r>
-      <w:r>
-        <w:br w:type="page"/>
+        <w:t>Alkalmazásunk korábbi verzióiban használtuk e táblát, de mérete, rekordjainak magas száma miatt olyan mértékű volt a teljesítménycsökkenés, hogy kihagytuk az űrlapokból. Adatbázisunkat és tábláit MySQLAdmin felületen manuálisan hoztuk létre, a táblák közti kapcsolatokat az űrlapokon használt adatmezők használatához állítottuk be.</w:t>
+      </w:r>
+    </w:p>
+    <w:p>
+      <w:pPr>
+        <w:pStyle w:val="Normal"/>
+        <w:spacing w:lineRule="auto" w:line="360"/>
+        <w:jc w:val="both"/>
+        <w:rPr>
+          <w:b w:val="false"/>
+          <w:bCs w:val="false"/>
+          <w:sz w:val="24"/>
+          <w:szCs w:val="24"/>
+        </w:rPr>
+      </w:pPr>
+      <w:r>
+        <w:rPr>
+          <w:b w:val="false"/>
+          <w:bCs w:val="false"/>
+          <w:sz w:val="24"/>
+          <w:szCs w:val="24"/>
+        </w:rPr>
+      </w:r>
+    </w:p>
+    <w:p>
+      <w:pPr>
+        <w:pStyle w:val="Normal"/>
+        <w:spacing w:lineRule="auto" w:line="360"/>
+        <w:jc w:val="both"/>
+        <w:rPr>
+          <w:b w:val="false"/>
+          <w:bCs w:val="false"/>
+          <w:sz w:val="24"/>
+          <w:szCs w:val="24"/>
+        </w:rPr>
+      </w:pPr>
+      <w:r>
+        <w:rPr>
+          <w:b w:val="false"/>
+          <w:bCs w:val="false"/>
+          <w:sz w:val="24"/>
+          <w:szCs w:val="24"/>
+        </w:rPr>
+      </w:r>
+    </w:p>
+    <w:p>
+      <w:pPr>
+        <w:pStyle w:val="Normal"/>
+        <w:spacing w:lineRule="auto" w:line="360"/>
+        <w:jc w:val="both"/>
+        <w:rPr>
+          <w:b w:val="false"/>
+          <w:bCs w:val="false"/>
+          <w:sz w:val="24"/>
+          <w:szCs w:val="24"/>
+        </w:rPr>
+      </w:pPr>
+      <w:r>
+        <w:rPr>
+          <w:b w:val="false"/>
+          <w:bCs w:val="false"/>
+          <w:sz w:val="24"/>
+          <w:szCs w:val="24"/>
+        </w:rPr>
       </w:r>
     </w:p>
     <w:p>
@@ -3686,7 +3741,7 @@
       </w:pPr>
       <w:r>
         <w:drawing>
-          <wp:anchor behindDoc="0" distT="0" distB="0" distL="0" distR="0" simplePos="0" locked="0" layoutInCell="0" allowOverlap="1" relativeHeight="4">
+          <wp:anchor distT="0" distB="0" distL="0" distR="0" simplePos="0" relativeHeight="4" behindDoc="0" locked="0" layoutInCell="0" allowOverlap="1">
             <wp:simplePos x="0" y="0"/>
             <wp:positionH relativeFrom="column">
               <wp:align>center</wp:align>
@@ -3697,7 +3752,7 @@
             <wp:extent cx="5579745" cy="3025775"/>
             <wp:effectExtent l="0" t="0" r="0" b="0"/>
             <wp:wrapSquare wrapText="largest"/>
-            <wp:docPr id="5" name="Kép3" descr=""/>
+            <wp:docPr id="5" name="Kép3"/>
             <wp:cNvGraphicFramePr>
               <a:graphicFrameLocks xmlns:a="http://schemas.openxmlformats.org/drawingml/2006/main" noChangeAspect="1"/>
             </wp:cNvGraphicFramePr>
@@ -3705,7 +3760,7 @@
               <a:graphicData uri="http://schemas.openxmlformats.org/drawingml/2006/picture">
                 <pic:pic xmlns:pic="http://schemas.openxmlformats.org/drawingml/2006/picture">
                   <pic:nvPicPr>
-                    <pic:cNvPr id="5" name="Kép3" descr=""/>
+                    <pic:cNvPr id="5" name="Kép3"/>
                     <pic:cNvPicPr>
                       <a:picLocks noChangeAspect="1" noChangeArrowheads="1"/>
                     </pic:cNvPicPr>
@@ -3724,6 +3779,7 @@
                     <a:prstGeom prst="rect">
                       <a:avLst/>
                     </a:prstGeom>
+                    <a:noFill/>
                   </pic:spPr>
                 </pic:pic>
               </a:graphicData>
@@ -3733,7 +3789,11 @@
       </w:r>
       <w:r>
         <w:rPr/>
-        <w:t>4.kép - Kezdőlap</w:t>
+        <w:t>5</w:t>
+      </w:r>
+      <w:r>
+        <w:rPr/>
+        <w:t>.kép - Kezdőlap</w:t>
       </w:r>
     </w:p>
     <w:p>
@@ -3919,7 +3979,7 @@
       </w:pPr>
       <w:r>
         <w:drawing>
-          <wp:anchor behindDoc="0" distT="0" distB="0" distL="0" distR="0" simplePos="0" locked="0" layoutInCell="0" allowOverlap="1" relativeHeight="8">
+          <wp:anchor distT="0" distB="0" distL="0" distR="0" simplePos="0" relativeHeight="8" behindDoc="0" locked="0" layoutInCell="0" allowOverlap="1">
             <wp:simplePos x="0" y="0"/>
             <wp:positionH relativeFrom="column">
               <wp:align>center</wp:align>
@@ -3930,7 +3990,7 @@
             <wp:extent cx="5579745" cy="2545715"/>
             <wp:effectExtent l="0" t="0" r="0" b="0"/>
             <wp:wrapSquare wrapText="largest"/>
-            <wp:docPr id="6" name="Kép4" descr=""/>
+            <wp:docPr id="6" name="Kép4"/>
             <wp:cNvGraphicFramePr>
               <a:graphicFrameLocks xmlns:a="http://schemas.openxmlformats.org/drawingml/2006/main" noChangeAspect="1"/>
             </wp:cNvGraphicFramePr>
@@ -3938,7 +3998,7 @@
               <a:graphicData uri="http://schemas.openxmlformats.org/drawingml/2006/picture">
                 <pic:pic xmlns:pic="http://schemas.openxmlformats.org/drawingml/2006/picture">
                   <pic:nvPicPr>
-                    <pic:cNvPr id="6" name="Kép4" descr=""/>
+                    <pic:cNvPr id="6" name="Kép4"/>
                     <pic:cNvPicPr>
                       <a:picLocks noChangeAspect="1" noChangeArrowheads="1"/>
                     </pic:cNvPicPr>
@@ -3957,6 +4017,7 @@
                     <a:prstGeom prst="rect">
                       <a:avLst/>
                     </a:prstGeom>
+                    <a:noFill/>
                   </pic:spPr>
                 </pic:pic>
               </a:graphicData>
@@ -3966,7 +4027,11 @@
       </w:r>
       <w:r>
         <w:rPr/>
-        <w:t>5.kép - Naptár</w:t>
+        <w:t>6</w:t>
+      </w:r>
+      <w:r>
+        <w:rPr/>
+        <w:t>.kép - Naptár</w:t>
       </w:r>
     </w:p>
     <w:p>
@@ -4055,7 +4120,7 @@
           <w:szCs w:val="24"/>
         </w:rPr>
         <w:drawing>
-          <wp:anchor behindDoc="0" distT="0" distB="0" distL="0" distR="0" simplePos="0" locked="0" layoutInCell="0" allowOverlap="1" relativeHeight="5">
+          <wp:anchor distT="0" distB="0" distL="0" distR="0" simplePos="0" relativeHeight="5" behindDoc="0" locked="0" layoutInCell="0" allowOverlap="1">
             <wp:simplePos x="0" y="0"/>
             <wp:positionH relativeFrom="column">
               <wp:align>center</wp:align>
@@ -4066,7 +4131,7 @@
             <wp:extent cx="3983355" cy="2904490"/>
             <wp:effectExtent l="0" t="0" r="0" b="0"/>
             <wp:wrapSquare wrapText="largest"/>
-            <wp:docPr id="7" name="Kép5" descr=""/>
+            <wp:docPr id="7" name="Kép5"/>
             <wp:cNvGraphicFramePr>
               <a:graphicFrameLocks xmlns:a="http://schemas.openxmlformats.org/drawingml/2006/main" noChangeAspect="1"/>
             </wp:cNvGraphicFramePr>
@@ -4074,7 +4139,7 @@
               <a:graphicData uri="http://schemas.openxmlformats.org/drawingml/2006/picture">
                 <pic:pic xmlns:pic="http://schemas.openxmlformats.org/drawingml/2006/picture">
                   <pic:nvPicPr>
-                    <pic:cNvPr id="7" name="Kép5" descr=""/>
+                    <pic:cNvPr id="7" name="Kép5"/>
                     <pic:cNvPicPr>
                       <a:picLocks noChangeAspect="1" noChangeArrowheads="1"/>
                     </pic:cNvPicPr>
@@ -4093,6 +4158,7 @@
                     <a:prstGeom prst="rect">
                       <a:avLst/>
                     </a:prstGeom>
+                    <a:noFill/>
                   </pic:spPr>
                 </pic:pic>
               </a:graphicData>
@@ -4232,7 +4298,11 @@
       </w:pPr>
       <w:r>
         <w:rPr/>
-        <w:t>6.kép - Időpontfoglalás</w:t>
+        <w:t>7</w:t>
+      </w:r>
+      <w:r>
+        <w:rPr/>
+        <w:t>.kép - Időpontfoglalás</w:t>
       </w:r>
     </w:p>
     <w:p>
@@ -4343,7 +4413,7 @@
           <w:szCs w:val="24"/>
         </w:rPr>
         <w:drawing>
-          <wp:anchor behindDoc="0" distT="0" distB="0" distL="0" distR="0" simplePos="0" locked="0" layoutInCell="0" allowOverlap="1" relativeHeight="6">
+          <wp:anchor distT="0" distB="0" distL="0" distR="0" simplePos="0" relativeHeight="6" behindDoc="0" locked="0" layoutInCell="0" allowOverlap="1">
             <wp:simplePos x="0" y="0"/>
             <wp:positionH relativeFrom="column">
               <wp:posOffset>245110</wp:posOffset>
@@ -4354,7 +4424,7 @@
             <wp:extent cx="4613910" cy="1328420"/>
             <wp:effectExtent l="0" t="0" r="0" b="0"/>
             <wp:wrapSquare wrapText="largest"/>
-            <wp:docPr id="8" name="Kép6" descr=""/>
+            <wp:docPr id="8" name="Kép6"/>
             <wp:cNvGraphicFramePr>
               <a:graphicFrameLocks xmlns:a="http://schemas.openxmlformats.org/drawingml/2006/main" noChangeAspect="1"/>
             </wp:cNvGraphicFramePr>
@@ -4362,7 +4432,7 @@
               <a:graphicData uri="http://schemas.openxmlformats.org/drawingml/2006/picture">
                 <pic:pic xmlns:pic="http://schemas.openxmlformats.org/drawingml/2006/picture">
                   <pic:nvPicPr>
-                    <pic:cNvPr id="8" name="Kép6" descr=""/>
+                    <pic:cNvPr id="8" name="Kép6"/>
                     <pic:cNvPicPr>
                       <a:picLocks noChangeAspect="1" noChangeArrowheads="1"/>
                     </pic:cNvPicPr>
@@ -4381,6 +4451,7 @@
                     <a:prstGeom prst="rect">
                       <a:avLst/>
                     </a:prstGeom>
+                    <a:noFill/>
                   </pic:spPr>
                 </pic:pic>
               </a:graphicData>
@@ -4438,7 +4509,11 @@
       </w:pPr>
       <w:r>
         <w:rPr/>
-        <w:t>7. kép - visszajelzés</w:t>
+        <w:t>8</w:t>
+      </w:r>
+      <w:r>
+        <w:rPr/>
+        <w:t>. kép - visszajelzés</w:t>
       </w:r>
     </w:p>
     <w:p>
@@ -4461,7 +4536,7 @@
           <w:szCs w:val="24"/>
         </w:rPr>
         <w:drawing>
-          <wp:anchor behindDoc="0" distT="0" distB="0" distL="0" distR="0" simplePos="0" locked="0" layoutInCell="0" allowOverlap="1" relativeHeight="7">
+          <wp:anchor distT="0" distB="0" distL="0" distR="0" simplePos="0" relativeHeight="7" behindDoc="0" locked="0" layoutInCell="0" allowOverlap="1">
             <wp:simplePos x="0" y="0"/>
             <wp:positionH relativeFrom="column">
               <wp:posOffset>245110</wp:posOffset>
@@ -4472,7 +4547,7 @@
             <wp:extent cx="4986020" cy="3331845"/>
             <wp:effectExtent l="0" t="0" r="0" b="0"/>
             <wp:wrapSquare wrapText="largest"/>
-            <wp:docPr id="9" name="Kép8" descr=""/>
+            <wp:docPr id="9" name="Kép8"/>
             <wp:cNvGraphicFramePr>
               <a:graphicFrameLocks xmlns:a="http://schemas.openxmlformats.org/drawingml/2006/main" noChangeAspect="1"/>
             </wp:cNvGraphicFramePr>
@@ -4480,7 +4555,7 @@
               <a:graphicData uri="http://schemas.openxmlformats.org/drawingml/2006/picture">
                 <pic:pic xmlns:pic="http://schemas.openxmlformats.org/drawingml/2006/picture">
                   <pic:nvPicPr>
-                    <pic:cNvPr id="9" name="Kép8" descr=""/>
+                    <pic:cNvPr id="9" name="Kép8"/>
                     <pic:cNvPicPr>
                       <a:picLocks noChangeAspect="1" noChangeArrowheads="1"/>
                     </pic:cNvPicPr>
@@ -4499,6 +4574,7 @@
                     <a:prstGeom prst="rect">
                       <a:avLst/>
                     </a:prstGeom>
+                    <a:noFill/>
                   </pic:spPr>
                 </pic:pic>
               </a:graphicData>
@@ -4672,7 +4748,11 @@
       </w:pPr>
       <w:r>
         <w:rPr/>
-        <w:t>8. kép – Visszaigazoló e-mail</w:t>
+        <w:t>9</w:t>
+      </w:r>
+      <w:r>
+        <w:rPr/>
+        <w:t>. kép – Visszaigazoló e-mail</w:t>
       </w:r>
     </w:p>
     <w:p>
@@ -4939,7 +5019,7 @@
       </w:r>
       <w:r>
         <w:drawing>
-          <wp:anchor behindDoc="0" distT="0" distB="0" distL="0" distR="0" simplePos="0" locked="0" layoutInCell="0" allowOverlap="1" relativeHeight="9">
+          <wp:anchor distT="0" distB="0" distL="0" distR="0" simplePos="0" relativeHeight="9" behindDoc="0" locked="0" layoutInCell="0" allowOverlap="1">
             <wp:simplePos x="0" y="0"/>
             <wp:positionH relativeFrom="column">
               <wp:posOffset>0</wp:posOffset>
@@ -4950,7 +5030,7 @@
             <wp:extent cx="5579745" cy="2693670"/>
             <wp:effectExtent l="0" t="0" r="0" b="0"/>
             <wp:wrapSquare wrapText="largest"/>
-            <wp:docPr id="10" name="Kép9" descr=""/>
+            <wp:docPr id="10" name="Kép9"/>
             <wp:cNvGraphicFramePr>
               <a:graphicFrameLocks xmlns:a="http://schemas.openxmlformats.org/drawingml/2006/main" noChangeAspect="1"/>
             </wp:cNvGraphicFramePr>
@@ -4958,7 +5038,7 @@
               <a:graphicData uri="http://schemas.openxmlformats.org/drawingml/2006/picture">
                 <pic:pic xmlns:pic="http://schemas.openxmlformats.org/drawingml/2006/picture">
                   <pic:nvPicPr>
-                    <pic:cNvPr id="10" name="Kép9" descr=""/>
+                    <pic:cNvPr id="10" name="Kép9"/>
                     <pic:cNvPicPr>
                       <a:picLocks noChangeAspect="1" noChangeArrowheads="1"/>
                     </pic:cNvPicPr>
@@ -4977,6 +5057,7 @@
                     <a:prstGeom prst="rect">
                       <a:avLst/>
                     </a:prstGeom>
+                    <a:noFill/>
                   </pic:spPr>
                 </pic:pic>
               </a:graphicData>
@@ -5002,7 +5083,11 @@
       </w:pPr>
       <w:r>
         <w:rPr/>
-        <w:t>9. kép – Gyári alkatrészek</w:t>
+        <w:t>10</w:t>
+      </w:r>
+      <w:r>
+        <w:rPr/>
+        <w:t>. kép – Gyári alkatrészek</w:t>
       </w:r>
     </w:p>
     <w:p>
@@ -5074,7 +5159,7 @@
       </w:pPr>
       <w:r>
         <w:drawing>
-          <wp:anchor behindDoc="0" distT="0" distB="0" distL="0" distR="0" simplePos="0" locked="0" layoutInCell="0" allowOverlap="1" relativeHeight="10">
+          <wp:anchor distT="0" distB="0" distL="0" distR="0" simplePos="0" relativeHeight="10" behindDoc="0" locked="0" layoutInCell="0" allowOverlap="1">
             <wp:simplePos x="0" y="0"/>
             <wp:positionH relativeFrom="column">
               <wp:align>center</wp:align>
@@ -5085,7 +5170,7 @@
             <wp:extent cx="5579745" cy="2201545"/>
             <wp:effectExtent l="0" t="0" r="0" b="0"/>
             <wp:wrapSquare wrapText="largest"/>
-            <wp:docPr id="11" name="Kép10" descr=""/>
+            <wp:docPr id="11" name="Kép10"/>
             <wp:cNvGraphicFramePr>
               <a:graphicFrameLocks xmlns:a="http://schemas.openxmlformats.org/drawingml/2006/main" noChangeAspect="1"/>
             </wp:cNvGraphicFramePr>
@@ -5093,7 +5178,7 @@
               <a:graphicData uri="http://schemas.openxmlformats.org/drawingml/2006/picture">
                 <pic:pic xmlns:pic="http://schemas.openxmlformats.org/drawingml/2006/picture">
                   <pic:nvPicPr>
-                    <pic:cNvPr id="11" name="Kép10" descr=""/>
+                    <pic:cNvPr id="11" name="Kép10"/>
                     <pic:cNvPicPr>
                       <a:picLocks noChangeAspect="1" noChangeArrowheads="1"/>
                     </pic:cNvPicPr>
@@ -5112,6 +5197,7 @@
                     <a:prstGeom prst="rect">
                       <a:avLst/>
                     </a:prstGeom>
+                    <a:noFill/>
                   </pic:spPr>
                 </pic:pic>
               </a:graphicData>
@@ -5121,7 +5207,15 @@
       </w:r>
       <w:r>
         <w:rPr/>
-        <w:t>10. kép - Részletek</w:t>
+        <w:t>1</w:t>
+      </w:r>
+      <w:r>
+        <w:rPr/>
+        <w:t>1</w:t>
+      </w:r>
+      <w:r>
+        <w:rPr/>
+        <w:t>. kép - Részletek</w:t>
       </w:r>
     </w:p>
     <w:p>
@@ -5482,7 +5576,7 @@
           <w:lang w:eastAsia="en-US"/>
         </w:rPr>
         <w:drawing>
-          <wp:anchor behindDoc="0" distT="0" distB="0" distL="0" distR="0" simplePos="0" locked="0" layoutInCell="0" allowOverlap="1" relativeHeight="11">
+          <wp:anchor distT="0" distB="0" distL="0" distR="0" simplePos="0" relativeHeight="11" behindDoc="0" locked="0" layoutInCell="0" allowOverlap="1">
             <wp:simplePos x="0" y="0"/>
             <wp:positionH relativeFrom="column">
               <wp:posOffset>1196340</wp:posOffset>
@@ -5493,7 +5587,7 @@
             <wp:extent cx="2954655" cy="1306830"/>
             <wp:effectExtent l="0" t="0" r="0" b="0"/>
             <wp:wrapSquare wrapText="largest"/>
-            <wp:docPr id="12" name="Kép9 másolat 1" descr=""/>
+            <wp:docPr id="12" name="Kép9 másolat 1"/>
             <wp:cNvGraphicFramePr>
               <a:graphicFrameLocks xmlns:a="http://schemas.openxmlformats.org/drawingml/2006/main" noChangeAspect="1"/>
             </wp:cNvGraphicFramePr>
@@ -5501,7 +5595,7 @@
               <a:graphicData uri="http://schemas.openxmlformats.org/drawingml/2006/picture">
                 <pic:pic xmlns:pic="http://schemas.openxmlformats.org/drawingml/2006/picture">
                   <pic:nvPicPr>
-                    <pic:cNvPr id="12" name="Kép9 másolat 1" descr=""/>
+                    <pic:cNvPr id="12" name="Kép9 másolat 1"/>
                     <pic:cNvPicPr>
                       <a:picLocks noChangeAspect="1" noChangeArrowheads="1"/>
                     </pic:cNvPicPr>
@@ -5520,6 +5614,7 @@
                     <a:prstGeom prst="rect">
                       <a:avLst/>
                     </a:prstGeom>
+                    <a:noFill/>
                   </pic:spPr>
                 </pic:pic>
               </a:graphicData>
@@ -5579,7 +5674,15 @@
       </w:pPr>
       <w:r>
         <w:rPr/>
-        <w:t>11. kép – Hirdetésfeladáshoz belépés</w:t>
+        <w:t>1</w:t>
+      </w:r>
+      <w:r>
+        <w:rPr/>
+        <w:t>2</w:t>
+      </w:r>
+      <w:r>
+        <w:rPr/>
+        <w:t>. kép – Hirdetésfeladáshoz belépés</w:t>
       </w:r>
     </w:p>
     <w:p>
@@ -5674,7 +5777,7 @@
           <w:szCs w:val="24"/>
         </w:rPr>
         <w:drawing>
-          <wp:anchor behindDoc="0" distT="0" distB="0" distL="0" distR="0" simplePos="0" locked="0" layoutInCell="0" allowOverlap="1" relativeHeight="13">
+          <wp:anchor distT="0" distB="0" distL="0" distR="0" simplePos="0" relativeHeight="13" behindDoc="0" locked="0" layoutInCell="0" allowOverlap="1">
             <wp:simplePos x="0" y="0"/>
             <wp:positionH relativeFrom="column">
               <wp:align>center</wp:align>
@@ -5685,7 +5788,7 @@
             <wp:extent cx="3841750" cy="3085465"/>
             <wp:effectExtent l="0" t="0" r="0" b="0"/>
             <wp:wrapSquare wrapText="largest"/>
-            <wp:docPr id="13" name="Kép11" descr=""/>
+            <wp:docPr id="13" name="Kép11"/>
             <wp:cNvGraphicFramePr>
               <a:graphicFrameLocks xmlns:a="http://schemas.openxmlformats.org/drawingml/2006/main" noChangeAspect="1"/>
             </wp:cNvGraphicFramePr>
@@ -5693,7 +5796,7 @@
               <a:graphicData uri="http://schemas.openxmlformats.org/drawingml/2006/picture">
                 <pic:pic xmlns:pic="http://schemas.openxmlformats.org/drawingml/2006/picture">
                   <pic:nvPicPr>
-                    <pic:cNvPr id="13" name="Kép11" descr=""/>
+                    <pic:cNvPr id="13" name="Kép11"/>
                     <pic:cNvPicPr>
                       <a:picLocks noChangeAspect="1" noChangeArrowheads="1"/>
                     </pic:cNvPicPr>
@@ -5712,6 +5815,7 @@
                     <a:prstGeom prst="rect">
                       <a:avLst/>
                     </a:prstGeom>
+                    <a:noFill/>
                   </pic:spPr>
                 </pic:pic>
               </a:graphicData>
@@ -5855,7 +5959,15 @@
       </w:pPr>
       <w:r>
         <w:rPr/>
-        <w:t>12. kép – Hirdetésfeladás</w:t>
+        <w:t>1</w:t>
+      </w:r>
+      <w:r>
+        <w:rPr/>
+        <w:t>3</w:t>
+      </w:r>
+      <w:r>
+        <w:rPr/>
+        <w:t>. kép – Hirdetésfeladás</w:t>
       </w:r>
     </w:p>
     <w:p>
@@ -6005,7 +6117,7 @@
       </w:pPr>
       <w:r>
         <w:drawing>
-          <wp:anchor behindDoc="0" distT="0" distB="0" distL="0" distR="0" simplePos="0" locked="0" layoutInCell="0" allowOverlap="1" relativeHeight="12">
+          <wp:anchor distT="0" distB="0" distL="0" distR="0" simplePos="0" relativeHeight="12" behindDoc="0" locked="0" layoutInCell="0" allowOverlap="1">
             <wp:simplePos x="0" y="0"/>
             <wp:positionH relativeFrom="column">
               <wp:posOffset>721995</wp:posOffset>
@@ -6016,7 +6128,7 @@
             <wp:extent cx="3386455" cy="1442720"/>
             <wp:effectExtent l="0" t="0" r="0" b="0"/>
             <wp:wrapTopAndBottom/>
-            <wp:docPr id="14" name="Kép10 másolat 1" descr=""/>
+            <wp:docPr id="14" name="Kép10 másolat 1"/>
             <wp:cNvGraphicFramePr>
               <a:graphicFrameLocks xmlns:a="http://schemas.openxmlformats.org/drawingml/2006/main" noChangeAspect="1"/>
             </wp:cNvGraphicFramePr>
@@ -6024,7 +6136,7 @@
               <a:graphicData uri="http://schemas.openxmlformats.org/drawingml/2006/picture">
                 <pic:pic xmlns:pic="http://schemas.openxmlformats.org/drawingml/2006/picture">
                   <pic:nvPicPr>
-                    <pic:cNvPr id="14" name="Kép10 másolat 1" descr=""/>
+                    <pic:cNvPr id="14" name="Kép10 másolat 1"/>
                     <pic:cNvPicPr>
                       <a:picLocks noChangeAspect="1" noChangeArrowheads="1"/>
                     </pic:cNvPicPr>
@@ -6043,6 +6155,7 @@
                     <a:prstGeom prst="rect">
                       <a:avLst/>
                     </a:prstGeom>
+                    <a:noFill/>
                   </pic:spPr>
                 </pic:pic>
               </a:graphicData>
@@ -6052,7 +6165,15 @@
       </w:r>
       <w:r>
         <w:rPr/>
-        <w:t>13. kép - Regisztráció</w:t>
+        <w:t>1</w:t>
+      </w:r>
+      <w:r>
+        <w:rPr/>
+        <w:t>4</w:t>
+      </w:r>
+      <w:r>
+        <w:rPr/>
+        <w:t>. kép - Regisztráció</w:t>
       </w:r>
     </w:p>
     <w:p>
@@ -6148,7 +6269,7 @@
           <w:szCs w:val="24"/>
         </w:rPr>
         <w:drawing>
-          <wp:anchor behindDoc="0" distT="0" distB="0" distL="0" distR="0" simplePos="0" locked="0" layoutInCell="0" allowOverlap="1" relativeHeight="14">
+          <wp:anchor distT="0" distB="0" distL="0" distR="0" simplePos="0" relativeHeight="14" behindDoc="0" locked="0" layoutInCell="0" allowOverlap="1">
             <wp:simplePos x="0" y="0"/>
             <wp:positionH relativeFrom="column">
               <wp:align>center</wp:align>
@@ -6159,7 +6280,7 @@
             <wp:extent cx="4886325" cy="523875"/>
             <wp:effectExtent l="0" t="0" r="0" b="0"/>
             <wp:wrapSquare wrapText="largest"/>
-            <wp:docPr id="15" name="Kép12" descr=""/>
+            <wp:docPr id="15" name="Kép12"/>
             <wp:cNvGraphicFramePr>
               <a:graphicFrameLocks xmlns:a="http://schemas.openxmlformats.org/drawingml/2006/main" noChangeAspect="1"/>
             </wp:cNvGraphicFramePr>
@@ -6167,7 +6288,7 @@
               <a:graphicData uri="http://schemas.openxmlformats.org/drawingml/2006/picture">
                 <pic:pic xmlns:pic="http://schemas.openxmlformats.org/drawingml/2006/picture">
                   <pic:nvPicPr>
-                    <pic:cNvPr id="15" name="Kép12" descr=""/>
+                    <pic:cNvPr id="15" name="Kép12"/>
                     <pic:cNvPicPr>
                       <a:picLocks noChangeAspect="1" noChangeArrowheads="1"/>
                     </pic:cNvPicPr>
@@ -6186,6 +6307,7 @@
                     <a:prstGeom prst="rect">
                       <a:avLst/>
                     </a:prstGeom>
+                    <a:noFill/>
                   </pic:spPr>
                 </pic:pic>
               </a:graphicData>
@@ -6300,7 +6422,7 @@
       </w:pPr>
       <w:r>
         <w:drawing>
-          <wp:anchor behindDoc="0" distT="0" distB="0" distL="0" distR="0" simplePos="0" locked="0" layoutInCell="0" allowOverlap="1" relativeHeight="15">
+          <wp:anchor distT="0" distB="0" distL="0" distR="0" simplePos="0" relativeHeight="15" behindDoc="0" locked="0" layoutInCell="0" allowOverlap="1">
             <wp:simplePos x="0" y="0"/>
             <wp:positionH relativeFrom="column">
               <wp:align>center</wp:align>
@@ -6311,7 +6433,7 @@
             <wp:extent cx="3782060" cy="428625"/>
             <wp:effectExtent l="0" t="0" r="0" b="0"/>
             <wp:wrapSquare wrapText="largest"/>
-            <wp:docPr id="16" name="Kép13" descr=""/>
+            <wp:docPr id="16" name="Kép13"/>
             <wp:cNvGraphicFramePr>
               <a:graphicFrameLocks xmlns:a="http://schemas.openxmlformats.org/drawingml/2006/main" noChangeAspect="1"/>
             </wp:cNvGraphicFramePr>
@@ -6319,7 +6441,7 @@
               <a:graphicData uri="http://schemas.openxmlformats.org/drawingml/2006/picture">
                 <pic:pic xmlns:pic="http://schemas.openxmlformats.org/drawingml/2006/picture">
                   <pic:nvPicPr>
-                    <pic:cNvPr id="16" name="Kép13" descr=""/>
+                    <pic:cNvPr id="16" name="Kép13"/>
                     <pic:cNvPicPr>
                       <a:picLocks noChangeAspect="1" noChangeArrowheads="1"/>
                     </pic:cNvPicPr>
@@ -6338,6 +6460,7 @@
                     <a:prstGeom prst="rect">
                       <a:avLst/>
                     </a:prstGeom>
+                    <a:noFill/>
                   </pic:spPr>
                 </pic:pic>
               </a:graphicData>
@@ -6388,7 +6511,15 @@
       </w:pPr>
       <w:r>
         <w:rPr/>
-        <w:t>14. kép - Bejelentkezés</w:t>
+        <w:t>1</w:t>
+      </w:r>
+      <w:r>
+        <w:rPr/>
+        <w:t>5</w:t>
+      </w:r>
+      <w:r>
+        <w:rPr/>
+        <w:t>. kép - Bejelentkezés</w:t>
       </w:r>
     </w:p>
     <w:p>
@@ -6457,7 +6588,7 @@
       </w:pPr>
       <w:r>
         <w:drawing>
-          <wp:anchor behindDoc="0" distT="0" distB="0" distL="0" distR="0" simplePos="0" locked="0" layoutInCell="0" allowOverlap="1" relativeHeight="16">
+          <wp:anchor distT="0" distB="0" distL="0" distR="0" simplePos="0" relativeHeight="16" behindDoc="0" locked="0" layoutInCell="0" allowOverlap="1">
             <wp:simplePos x="0" y="0"/>
             <wp:positionH relativeFrom="column">
               <wp:posOffset>3683635</wp:posOffset>
@@ -6468,7 +6599,7 @@
             <wp:extent cx="2085975" cy="3305175"/>
             <wp:effectExtent l="0" t="0" r="0" b="0"/>
             <wp:wrapSquare wrapText="left"/>
-            <wp:docPr id="17" name="Kép14" descr=""/>
+            <wp:docPr id="17" name="Kép14"/>
             <wp:cNvGraphicFramePr>
               <a:graphicFrameLocks xmlns:a="http://schemas.openxmlformats.org/drawingml/2006/main" noChangeAspect="1"/>
             </wp:cNvGraphicFramePr>
@@ -6476,7 +6607,7 @@
               <a:graphicData uri="http://schemas.openxmlformats.org/drawingml/2006/picture">
                 <pic:pic xmlns:pic="http://schemas.openxmlformats.org/drawingml/2006/picture">
                   <pic:nvPicPr>
-                    <pic:cNvPr id="17" name="Kép14" descr=""/>
+                    <pic:cNvPr id="17" name="Kép14"/>
                     <pic:cNvPicPr>
                       <a:picLocks noChangeAspect="1" noChangeArrowheads="1"/>
                     </pic:cNvPicPr>
@@ -6495,6 +6626,7 @@
                     <a:prstGeom prst="rect">
                       <a:avLst/>
                     </a:prstGeom>
+                    <a:noFill/>
                   </pic:spPr>
                 </pic:pic>
               </a:graphicData>
@@ -6722,7 +6854,15 @@
       </w:pPr>
       <w:r>
         <w:rPr/>
-        <w:t>15. kép - Profil</w:t>
+        <w:t>1</w:t>
+      </w:r>
+      <w:r>
+        <w:rPr/>
+        <w:t>6</w:t>
+      </w:r>
+      <w:r>
+        <w:rPr/>
+        <w:t>. kép - Profil</w:t>
       </w:r>
     </w:p>
     <w:p>
@@ -6812,7 +6952,7 @@
           <w:szCs w:val="24"/>
         </w:rPr>
         <w:drawing>
-          <wp:anchor behindDoc="0" distT="0" distB="0" distL="0" distR="0" simplePos="0" locked="0" layoutInCell="0" allowOverlap="1" relativeHeight="28">
+          <wp:anchor distT="0" distB="0" distL="0" distR="0" simplePos="0" relativeHeight="28" behindDoc="0" locked="0" layoutInCell="0" allowOverlap="1">
             <wp:simplePos x="0" y="0"/>
             <wp:positionH relativeFrom="column">
               <wp:align>center</wp:align>
@@ -6823,7 +6963,7 @@
             <wp:extent cx="3947795" cy="1592580"/>
             <wp:effectExtent l="0" t="0" r="0" b="0"/>
             <wp:wrapSquare wrapText="largest"/>
-            <wp:docPr id="18" name="Kép1 másolat 2" descr=""/>
+            <wp:docPr id="18" name="Kép1 másolat 2"/>
             <wp:cNvGraphicFramePr>
               <a:graphicFrameLocks xmlns:a="http://schemas.openxmlformats.org/drawingml/2006/main" noChangeAspect="1"/>
             </wp:cNvGraphicFramePr>
@@ -6831,7 +6971,7 @@
               <a:graphicData uri="http://schemas.openxmlformats.org/drawingml/2006/picture">
                 <pic:pic xmlns:pic="http://schemas.openxmlformats.org/drawingml/2006/picture">
                   <pic:nvPicPr>
-                    <pic:cNvPr id="18" name="Kép1 másolat 2" descr=""/>
+                    <pic:cNvPr id="18" name="Kép1 másolat 2"/>
                     <pic:cNvPicPr>
                       <a:picLocks noChangeAspect="1" noChangeArrowheads="1"/>
                     </pic:cNvPicPr>
@@ -6850,6 +6990,7 @@
                     <a:prstGeom prst="rect">
                       <a:avLst/>
                     </a:prstGeom>
+                    <a:noFill/>
                   </pic:spPr>
                 </pic:pic>
               </a:graphicData>
@@ -6946,7 +7087,15 @@
       </w:pPr>
       <w:r>
         <w:rPr/>
-        <w:t>16. kép – Bevásárló kosár</w:t>
+        <w:t>1</w:t>
+      </w:r>
+      <w:r>
+        <w:rPr/>
+        <w:t>7</w:t>
+      </w:r>
+      <w:r>
+        <w:rPr/>
+        <w:t>. kép – Bevásárló kosár</w:t>
       </w:r>
     </w:p>
     <w:p>
@@ -7280,7 +7429,7 @@
           <w:szCs w:val="24"/>
         </w:rPr>
         <w:drawing>
-          <wp:anchor behindDoc="0" distT="0" distB="0" distL="0" distR="0" simplePos="0" locked="0" layoutInCell="0" allowOverlap="1" relativeHeight="29">
+          <wp:anchor distT="0" distB="0" distL="0" distR="0" simplePos="0" relativeHeight="29" behindDoc="0" locked="0" layoutInCell="0" allowOverlap="1">
             <wp:simplePos x="0" y="0"/>
             <wp:positionH relativeFrom="column">
               <wp:align>center</wp:align>
@@ -7291,7 +7440,7 @@
             <wp:extent cx="5579745" cy="3425190"/>
             <wp:effectExtent l="0" t="0" r="0" b="0"/>
             <wp:wrapSquare wrapText="largest"/>
-            <wp:docPr id="19" name="Kép17" descr=""/>
+            <wp:docPr id="19" name="Kép17"/>
             <wp:cNvGraphicFramePr>
               <a:graphicFrameLocks xmlns:a="http://schemas.openxmlformats.org/drawingml/2006/main" noChangeAspect="1"/>
             </wp:cNvGraphicFramePr>
@@ -7299,7 +7448,7 @@
               <a:graphicData uri="http://schemas.openxmlformats.org/drawingml/2006/picture">
                 <pic:pic xmlns:pic="http://schemas.openxmlformats.org/drawingml/2006/picture">
                   <pic:nvPicPr>
-                    <pic:cNvPr id="19" name="Kép17" descr=""/>
+                    <pic:cNvPr id="19" name="Kép17"/>
                     <pic:cNvPicPr>
                       <a:picLocks noChangeAspect="1" noChangeArrowheads="1"/>
                     </pic:cNvPicPr>
@@ -7318,6 +7467,7 @@
                     <a:prstGeom prst="rect">
                       <a:avLst/>
                     </a:prstGeom>
+                    <a:noFill/>
                   </pic:spPr>
                 </pic:pic>
               </a:graphicData>
@@ -7334,7 +7484,15 @@
       </w:pPr>
       <w:r>
         <w:rPr/>
-        <w:t>17. kép – Visszaigazoló e-mail</w:t>
+        <w:t>1</w:t>
+      </w:r>
+      <w:r>
+        <w:rPr/>
+        <w:t>8</w:t>
+      </w:r>
+      <w:r>
+        <w:rPr/>
+        <w:t>. kép – Visszaigazoló e-mail</w:t>
       </w:r>
     </w:p>
     <w:p>
@@ -7388,7 +7546,7 @@
       </w:pPr>
       <w:r>
         <w:drawing>
-          <wp:anchor behindDoc="0" distT="0" distB="0" distL="0" distR="0" simplePos="0" locked="0" layoutInCell="0" allowOverlap="1" relativeHeight="30">
+          <wp:anchor distT="0" distB="0" distL="0" distR="0" simplePos="0" relativeHeight="30" behindDoc="0" locked="0" layoutInCell="0" allowOverlap="1">
             <wp:simplePos x="0" y="0"/>
             <wp:positionH relativeFrom="column">
               <wp:align>center</wp:align>
@@ -7399,7 +7557,7 @@
             <wp:extent cx="4229100" cy="3762375"/>
             <wp:effectExtent l="0" t="0" r="0" b="0"/>
             <wp:wrapTopAndBottom/>
-            <wp:docPr id="20" name="Kép18" descr=""/>
+            <wp:docPr id="20" name="Kép18"/>
             <wp:cNvGraphicFramePr>
               <a:graphicFrameLocks xmlns:a="http://schemas.openxmlformats.org/drawingml/2006/main" noChangeAspect="1"/>
             </wp:cNvGraphicFramePr>
@@ -7407,7 +7565,7 @@
               <a:graphicData uri="http://schemas.openxmlformats.org/drawingml/2006/picture">
                 <pic:pic xmlns:pic="http://schemas.openxmlformats.org/drawingml/2006/picture">
                   <pic:nvPicPr>
-                    <pic:cNvPr id="20" name="Kép18" descr=""/>
+                    <pic:cNvPr id="20" name="Kép18"/>
                     <pic:cNvPicPr>
                       <a:picLocks noChangeAspect="1" noChangeArrowheads="1"/>
                     </pic:cNvPicPr>
@@ -7426,6 +7584,7 @@
                     <a:prstGeom prst="rect">
                       <a:avLst/>
                     </a:prstGeom>
+                    <a:noFill/>
                   </pic:spPr>
                 </pic:pic>
               </a:graphicData>
@@ -7435,7 +7594,15 @@
       </w:r>
       <w:r>
         <w:rPr/>
-        <w:t>18. kép – Státusz változás értesítő</w:t>
+        <w:t>1</w:t>
+      </w:r>
+      <w:r>
+        <w:rPr/>
+        <w:t>9</w:t>
+      </w:r>
+      <w:r>
+        <w:rPr/>
+        <w:t>. kép – Státusz változás értesítő</w:t>
       </w:r>
     </w:p>
     <w:p>
@@ -7664,7 +7831,7 @@
       </w:pPr>
       <w:r>
         <w:drawing>
-          <wp:anchor behindDoc="0" distT="107950" distB="107950" distL="107950" distR="107950" simplePos="0" locked="0" layoutInCell="0" allowOverlap="1" relativeHeight="18">
+          <wp:anchor distT="107950" distB="107950" distL="107950" distR="107950" simplePos="0" relativeHeight="18" behindDoc="0" locked="0" layoutInCell="0" allowOverlap="1">
             <wp:simplePos x="0" y="0"/>
             <wp:positionH relativeFrom="column">
               <wp:posOffset>1772920</wp:posOffset>
@@ -7675,7 +7842,7 @@
             <wp:extent cx="1885950" cy="2453005"/>
             <wp:effectExtent l="0" t="0" r="0" b="0"/>
             <wp:wrapTopAndBottom/>
-            <wp:docPr id="21" name="Kép1 másolat 1" descr=""/>
+            <wp:docPr id="21" name="Kép1 másolat 1"/>
             <wp:cNvGraphicFramePr>
               <a:graphicFrameLocks xmlns:a="http://schemas.openxmlformats.org/drawingml/2006/main" noChangeAspect="1"/>
             </wp:cNvGraphicFramePr>
@@ -7683,7 +7850,7 @@
               <a:graphicData uri="http://schemas.openxmlformats.org/drawingml/2006/picture">
                 <pic:pic xmlns:pic="http://schemas.openxmlformats.org/drawingml/2006/picture">
                   <pic:nvPicPr>
-                    <pic:cNvPr id="21" name="Kép1 másolat 1" descr=""/>
+                    <pic:cNvPr id="21" name="Kép1 másolat 1"/>
                     <pic:cNvPicPr>
                       <a:picLocks noChangeAspect="1" noChangeArrowheads="1"/>
                     </pic:cNvPicPr>
@@ -7702,6 +7869,7 @@
                     <a:prstGeom prst="rect">
                       <a:avLst/>
                     </a:prstGeom>
+                    <a:noFill/>
                   </pic:spPr>
                 </pic:pic>
               </a:graphicData>
@@ -7711,7 +7879,11 @@
       </w:r>
       <w:r>
         <w:rPr/>
-        <w:t>19. kép  Admin felület</w:t>
+        <w:t>20</w:t>
+      </w:r>
+      <w:r>
+        <w:rPr/>
+        <w:t>. kép  Admin felület</w:t>
       </w:r>
     </w:p>
     <w:p>
@@ -8236,7 +8408,7 @@
       </w:r>
       <w:r>
         <w:drawing>
-          <wp:anchor behindDoc="0" distT="107950" distB="107950" distL="107950" distR="107950" simplePos="0" locked="0" layoutInCell="0" allowOverlap="1" relativeHeight="19">
+          <wp:anchor distT="107950" distB="107950" distL="107950" distR="107950" simplePos="0" relativeHeight="19" behindDoc="0" locked="0" layoutInCell="0" allowOverlap="1">
             <wp:simplePos x="0" y="0"/>
             <wp:positionH relativeFrom="column">
               <wp:posOffset>3025140</wp:posOffset>
@@ -8247,7 +8419,7 @@
             <wp:extent cx="2716530" cy="2772410"/>
             <wp:effectExtent l="0" t="0" r="0" b="0"/>
             <wp:wrapSquare wrapText="left"/>
-            <wp:docPr id="22" name="Kép2" descr=""/>
+            <wp:docPr id="22" name="Kép2"/>
             <wp:cNvGraphicFramePr>
               <a:graphicFrameLocks xmlns:a="http://schemas.openxmlformats.org/drawingml/2006/main" noChangeAspect="1"/>
             </wp:cNvGraphicFramePr>
@@ -8255,7 +8427,7 @@
               <a:graphicData uri="http://schemas.openxmlformats.org/drawingml/2006/picture">
                 <pic:pic xmlns:pic="http://schemas.openxmlformats.org/drawingml/2006/picture">
                   <pic:nvPicPr>
-                    <pic:cNvPr id="22" name="Kép2" descr=""/>
+                    <pic:cNvPr id="22" name="Kép2"/>
                     <pic:cNvPicPr>
                       <a:picLocks noChangeAspect="1" noChangeArrowheads="1"/>
                     </pic:cNvPicPr>
@@ -8274,6 +8446,7 @@
                     <a:prstGeom prst="rect">
                       <a:avLst/>
                     </a:prstGeom>
+                    <a:noFill/>
                   </pic:spPr>
                 </pic:pic>
               </a:graphicData>
@@ -8339,7 +8512,15 @@
       </w:pPr>
       <w:r>
         <w:rPr/>
-        <w:t>20. kép – Részletek fül</w:t>
+        <w:t>2</w:t>
+      </w:r>
+      <w:r>
+        <w:rPr/>
+        <w:t>1</w:t>
+      </w:r>
+      <w:r>
+        <w:rPr/>
+        <w:t>. kép – Részletek fül</w:t>
       </w:r>
     </w:p>
     <w:p>
@@ -8478,17 +8659,16 @@
         <w:pStyle w:val="Normal"/>
         <w:spacing w:lineRule="auto" w:line="360"/>
         <w:jc w:val="both"/>
-        <w:rPr/>
-      </w:pPr>
-      <w:r>
-        <w:rPr>
-          <w:b w:val="false"/>
-          <w:bCs w:val="false"/>
-          <w:sz w:val="24"/>
-          <w:szCs w:val="24"/>
-        </w:rPr>
+        <w:rPr>
+          <w:b w:val="false"/>
+          <w:bCs w:val="false"/>
+          <w:sz w:val="24"/>
+          <w:szCs w:val="24"/>
+        </w:rPr>
+      </w:pPr>
+      <w:r>
         <w:drawing>
-          <wp:anchor behindDoc="0" distT="107950" distB="107950" distL="107950" distR="107950" simplePos="0" locked="0" layoutInCell="0" allowOverlap="1" relativeHeight="20">
+          <wp:anchor distT="107950" distB="107950" distL="107950" distR="107950" simplePos="0" relativeHeight="20" behindDoc="0" locked="0" layoutInCell="0" allowOverlap="1">
             <wp:simplePos x="0" y="0"/>
             <wp:positionH relativeFrom="column">
               <wp:posOffset>56515</wp:posOffset>
@@ -8499,7 +8679,7 @@
             <wp:extent cx="2392045" cy="3311525"/>
             <wp:effectExtent l="0" t="0" r="0" b="0"/>
             <wp:wrapSquare wrapText="largest"/>
-            <wp:docPr id="23" name="Kép3 másolat 1" descr=""/>
+            <wp:docPr id="23" name="Kép3 másolat 1"/>
             <wp:cNvGraphicFramePr>
               <a:graphicFrameLocks xmlns:a="http://schemas.openxmlformats.org/drawingml/2006/main" noChangeAspect="1"/>
             </wp:cNvGraphicFramePr>
@@ -8507,7 +8687,7 @@
               <a:graphicData uri="http://schemas.openxmlformats.org/drawingml/2006/picture">
                 <pic:pic xmlns:pic="http://schemas.openxmlformats.org/drawingml/2006/picture">
                   <pic:nvPicPr>
-                    <pic:cNvPr id="23" name="Kép3 másolat 1" descr=""/>
+                    <pic:cNvPr id="23" name="Kép3 másolat 1"/>
                     <pic:cNvPicPr>
                       <a:picLocks noChangeAspect="1" noChangeArrowheads="1"/>
                     </pic:cNvPicPr>
@@ -8526,32 +8706,106 @@
                     <a:prstGeom prst="rect">
                       <a:avLst/>
                     </a:prstGeom>
+                    <a:noFill/>
                   </pic:spPr>
                 </pic:pic>
               </a:graphicData>
             </a:graphic>
           </wp:anchor>
         </w:drawing>
-        <w:t>Az adatok módosításához tartozó dialógus ablakban szerepelnek azon mezők, melyek értékeit globálisan lehet módosítani. Az alkatrészek árai, adó- és kedvezménytartalma ugyan minden terméknél külön is módosítható, ezekben a mezőkben olyan adó, kedvezmény és euró árfolyam érték van, mely konstans és itt nincs lehetőség a módosításra.</w:t>
+      </w:r>
+      <w:r>
+        <w:rPr>
+          <w:b w:val="false"/>
+          <w:bCs w:val="false"/>
+          <w:sz w:val="24"/>
+          <w:szCs w:val="24"/>
+        </w:rPr>
+        <w:t>Az adatok módosításához tartozó dialógus ablakban szerepelnek azon mezők, melyek értékeit globálisan lehet módosítani. Az</w:t>
+      </w:r>
+    </w:p>
+    <w:p>
+      <w:pPr>
+        <w:pStyle w:val="Caption"/>
+        <w:rPr/>
+      </w:pPr>
+      <w:r>
+        <w:rPr/>
+        <w:t>22.kép – Alkatrész módosítása</w:t>
+      </w:r>
+    </w:p>
+    <w:p>
+      <w:pPr>
+        <w:pStyle w:val="Normal"/>
+        <w:spacing w:lineRule="auto" w:line="360"/>
+        <w:jc w:val="both"/>
+        <w:rPr>
+          <w:b w:val="false"/>
+          <w:bCs w:val="false"/>
+          <w:sz w:val="24"/>
+          <w:szCs w:val="24"/>
+        </w:rPr>
+      </w:pPr>
+      <w:r>
+        <w:rPr>
+          <w:b w:val="false"/>
+          <w:bCs w:val="false"/>
+          <w:sz w:val="24"/>
+          <w:szCs w:val="24"/>
+        </w:rPr>
+        <w:t>alkatrészek árai, adó- és kedvezménytartalma ugyan minden terméknél külön is módosítható, ezekben a mezőkben olyan adó, kedvezmény és euró árfolyam érték van, mely konstans és itt nincs lehetőség a módosításra.</w:t>
         <w:br/>
         <w:br/>
         <w:t>(Erre egy lehetőség a „Karbantartás” főmenü, „Tulajdonságok” almenüpontja, ahol ezeket az értékeket változtatni tudjuk.)</w:t>
         <w:br/>
+        <w:br/>
+        <w:t>Ebben az ablakban szerkeszthető minden alkatrész érték, néhány mező mellett található „+” ikonnal pedig a tulajdonságokban rögzíthető alap értékeket hívhatjuk elő.</w:t>
+      </w:r>
+    </w:p>
+    <w:p>
+      <w:pPr>
+        <w:pStyle w:val="Caption"/>
+        <w:rPr/>
+      </w:pPr>
+      <w:r>
+        <w:rPr/>
+      </w:r>
+    </w:p>
+    <w:p>
+      <w:pPr>
+        <w:pStyle w:val="Normal"/>
+        <w:spacing w:lineRule="auto" w:line="360"/>
+        <w:jc w:val="both"/>
+        <w:rPr>
+          <w:b w:val="false"/>
+          <w:bCs w:val="false"/>
+          <w:sz w:val="24"/>
+          <w:szCs w:val="24"/>
+        </w:rPr>
+      </w:pPr>
+      <w:r>
+        <w:rPr>
+          <w:b w:val="false"/>
+          <w:bCs w:val="false"/>
+          <w:sz w:val="24"/>
+          <w:szCs w:val="24"/>
+        </w:rPr>
+        <w:t xml:space="preserve">A fejlécen található </w:t>
       </w:r>
       <w:r>
         <w:drawing>
-          <wp:anchor behindDoc="0" distT="0" distB="0" distL="0" distR="0" simplePos="0" locked="0" layoutInCell="0" allowOverlap="1" relativeHeight="31">
+          <wp:anchor distT="0" distB="0" distL="0" distR="0" simplePos="0" relativeHeight="21" behindDoc="0" locked="0" layoutInCell="0" allowOverlap="1">
             <wp:simplePos x="0" y="0"/>
             <wp:positionH relativeFrom="column">
-              <wp:posOffset>578485</wp:posOffset>
+              <wp:posOffset>1481455</wp:posOffset>
             </wp:positionH>
             <wp:positionV relativeFrom="paragraph">
-              <wp:posOffset>3336925</wp:posOffset>
+              <wp:posOffset>-16510</wp:posOffset>
             </wp:positionV>
-            <wp:extent cx="1352550" cy="190500"/>
+            <wp:extent cx="200025" cy="200025"/>
             <wp:effectExtent l="0" t="0" r="0" b="0"/>
-            <wp:wrapSquare wrapText="largest"/>
-            <wp:docPr id="24" name="Kép16" descr=""/>
+            <wp:wrapSquare wrapText="bothSides"/>
+            <wp:docPr id="24" name="Kép4 másolat 1"/>
             <wp:cNvGraphicFramePr>
               <a:graphicFrameLocks xmlns:a="http://schemas.openxmlformats.org/drawingml/2006/main" noChangeAspect="1"/>
             </wp:cNvGraphicFramePr>
@@ -8559,7 +8813,7 @@
               <a:graphicData uri="http://schemas.openxmlformats.org/drawingml/2006/picture">
                 <pic:pic xmlns:pic="http://schemas.openxmlformats.org/drawingml/2006/picture">
                   <pic:nvPicPr>
-                    <pic:cNvPr id="24" name="Kép16" descr=""/>
+                    <pic:cNvPr id="24" name="Kép4 másolat 1"/>
                     <pic:cNvPicPr>
                       <a:picLocks noChangeAspect="1" noChangeArrowheads="1"/>
                     </pic:cNvPicPr>
@@ -8573,11 +8827,12 @@
                   <pic:spPr bwMode="auto">
                     <a:xfrm>
                       <a:off x="0" y="0"/>
-                      <a:ext cx="1352550" cy="190500"/>
+                      <a:ext cx="200025" cy="200025"/>
                     </a:xfrm>
                     <a:prstGeom prst="rect">
                       <a:avLst/>
                     </a:prstGeom>
+                    <a:noFill/>
                   </pic:spPr>
                 </pic:pic>
               </a:graphicData>
@@ -8592,54 +8847,257 @@
           <w:sz w:val="24"/>
           <w:szCs w:val="24"/>
         </w:rPr>
+        <w:t xml:space="preserve">    </w:t>
+        <w:tab/>
+        <w:t>ikon további műveletek elvégzésére használható,</w:t>
         <w:br/>
-        <w:t>Ebben az ablakban szerkeszthető minden alkatrész érték, néhány mező mellett található „+” ikonnal pedig a tulajdonságokban rögzíthető alap értékeket hívhatjuk elő.</w:t>
-      </w:r>
-    </w:p>
-    <w:p>
-      <w:pPr>
-        <w:pStyle w:val="Caption"/>
-        <w:rPr/>
-      </w:pPr>
-      <w:r>
-        <w:rPr/>
-      </w:r>
-    </w:p>
-    <w:p>
-      <w:pPr>
-        <w:pStyle w:val="Normal"/>
-        <w:spacing w:lineRule="auto" w:line="360"/>
-        <w:jc w:val="both"/>
-        <w:rPr>
-          <w:b w:val="false"/>
-          <w:bCs w:val="false"/>
-          <w:sz w:val="24"/>
-          <w:szCs w:val="24"/>
-        </w:rPr>
-      </w:pPr>
-      <w:r>
-        <w:rPr>
-          <w:b w:val="false"/>
-          <w:bCs w:val="false"/>
-          <w:sz w:val="24"/>
-          <w:szCs w:val="24"/>
-        </w:rPr>
-        <w:t xml:space="preserve">A fejlécen található </w:t>
-      </w:r>
+        <w:t>az alkatrész táblában. A tábla megléte egy jól működő webshop esetében nem releváns. Jelen esetben teszt célokat szolgál, segítségével fiktív adatokkal tölthetjük fel az alkatrész adattábla bizonyos mezőit, melyekkel aztán teszteléseket végezhetünk.</w:t>
+      </w:r>
+    </w:p>
+    <w:p>
+      <w:pPr>
+        <w:pStyle w:val="Normal"/>
+        <w:spacing w:lineRule="auto" w:line="360"/>
+        <w:jc w:val="both"/>
+        <w:rPr>
+          <w:b w:val="false"/>
+          <w:bCs w:val="false"/>
+          <w:sz w:val="24"/>
+          <w:szCs w:val="24"/>
+        </w:rPr>
+      </w:pPr>
+      <w:r>
+        <w:rPr>
+          <w:b w:val="false"/>
+          <w:bCs w:val="false"/>
+          <w:sz w:val="24"/>
+          <w:szCs w:val="24"/>
+        </w:rPr>
+        <w:t>A fejlécben található ikonokkal az alábbi funkciók érhetők el:</w:t>
+      </w:r>
+    </w:p>
+    <w:p>
+      <w:pPr>
+        <w:pStyle w:val="Normal"/>
+        <w:numPr>
+          <w:ilvl w:val="0"/>
+          <w:numId w:val="9"/>
+        </w:numPr>
+        <w:spacing w:lineRule="auto" w:line="360"/>
+        <w:jc w:val="both"/>
+        <w:rPr>
+          <w:b w:val="false"/>
+          <w:bCs w:val="false"/>
+          <w:sz w:val="24"/>
+          <w:szCs w:val="24"/>
+        </w:rPr>
+      </w:pPr>
+      <w:r>
+        <w:rPr>
+          <w:b w:val="false"/>
+          <w:bCs w:val="false"/>
+          <w:sz w:val="24"/>
+          <w:szCs w:val="24"/>
+        </w:rPr>
+        <w:t>rendelések frissítése manuálisan, de a „Karbantartás” főmenü, „Tulajdonságok” almenüjében beállítható egy minimum időérték, ami szerint folyamatosan frissül a lekérdezés, így mindig az aktuális állapot jelenik meg.</w:t>
+      </w:r>
+    </w:p>
+    <w:p>
+      <w:pPr>
+        <w:pStyle w:val="Normal"/>
+        <w:numPr>
+          <w:ilvl w:val="0"/>
+          <w:numId w:val="9"/>
+        </w:numPr>
+        <w:spacing w:lineRule="auto" w:line="360"/>
+        <w:jc w:val="both"/>
+        <w:rPr>
+          <w:b w:val="false"/>
+          <w:bCs w:val="false"/>
+          <w:sz w:val="24"/>
+          <w:szCs w:val="24"/>
+        </w:rPr>
+      </w:pPr>
+      <w:r>
+        <w:rPr>
+          <w:b w:val="false"/>
+          <w:bCs w:val="false"/>
+          <w:sz w:val="24"/>
+          <w:szCs w:val="24"/>
+        </w:rPr>
+        <w:t>rendelés státuszának módosítása: ha a bejövő megrendelés feldolgozásának folyamata elindul, a megrendelő üzenetet kap az e-mail címére a rendelés státuszának változásáról.</w:t>
+      </w:r>
+    </w:p>
+    <w:p>
+      <w:pPr>
+        <w:pStyle w:val="Normal"/>
+        <w:numPr>
+          <w:ilvl w:val="0"/>
+          <w:numId w:val="9"/>
+        </w:numPr>
+        <w:spacing w:lineRule="auto" w:line="360"/>
+        <w:jc w:val="both"/>
+        <w:rPr>
+          <w:b w:val="false"/>
+          <w:bCs w:val="false"/>
+          <w:sz w:val="24"/>
+          <w:szCs w:val="24"/>
+        </w:rPr>
+      </w:pPr>
+      <w:r>
+        <w:rPr>
+          <w:b w:val="false"/>
+          <w:bCs w:val="false"/>
+          <w:sz w:val="24"/>
+          <w:szCs w:val="24"/>
+        </w:rPr>
+        <w:t>feldolgozási előzmények, mikor lett a rendelés feladva, mikor módosult...stb.</w:t>
+      </w:r>
+    </w:p>
+    <w:p>
+      <w:pPr>
+        <w:pStyle w:val="Normal"/>
+        <w:numPr>
+          <w:ilvl w:val="0"/>
+          <w:numId w:val="9"/>
+        </w:numPr>
+        <w:spacing w:lineRule="auto" w:line="360"/>
+        <w:jc w:val="both"/>
+        <w:rPr>
+          <w:b w:val="false"/>
+          <w:bCs w:val="false"/>
+          <w:sz w:val="24"/>
+          <w:szCs w:val="24"/>
+        </w:rPr>
+      </w:pPr>
+      <w:r>
+        <w:rPr>
+          <w:b w:val="false"/>
+          <w:bCs w:val="false"/>
+          <w:sz w:val="24"/>
+          <w:szCs w:val="24"/>
+        </w:rPr>
+        <w:t>végül a megrendelő adatai.</w:t>
+      </w:r>
+    </w:p>
+    <w:p>
+      <w:pPr>
+        <w:pStyle w:val="Normal"/>
+        <w:spacing w:lineRule="auto" w:line="360"/>
+        <w:jc w:val="both"/>
+        <w:rPr>
+          <w:b w:val="false"/>
+          <w:bCs w:val="false"/>
+          <w:sz w:val="24"/>
+          <w:szCs w:val="24"/>
+        </w:rPr>
+      </w:pPr>
+      <w:r>
+        <w:rPr>
+          <w:b w:val="false"/>
+          <w:bCs w:val="false"/>
+          <w:sz w:val="24"/>
+          <w:szCs w:val="24"/>
+        </w:rPr>
+      </w:r>
+    </w:p>
+    <w:p>
+      <w:pPr>
+        <w:pStyle w:val="Normal"/>
+        <w:spacing w:lineRule="auto" w:line="360"/>
+        <w:jc w:val="both"/>
+        <w:rPr>
+          <w:b w:val="false"/>
+          <w:bCs w:val="false"/>
+          <w:sz w:val="24"/>
+          <w:szCs w:val="24"/>
+        </w:rPr>
+      </w:pPr>
+      <w:r>
+        <w:rPr>
+          <w:b/>
+          <w:bCs/>
+          <w:sz w:val="24"/>
+          <w:szCs w:val="24"/>
+        </w:rPr>
+        <w:t xml:space="preserve">Tulajdonságok </w:t>
+      </w:r>
+      <w:r>
+        <w:rPr>
+          <w:b w:val="false"/>
+          <w:bCs w:val="false"/>
+          <w:sz w:val="24"/>
+          <w:szCs w:val="24"/>
+        </w:rPr>
+        <w:t>menüpontot az alkalmazás törzsadatainak és alapértékeinek beállítására használjuk.</w:t>
+      </w:r>
+    </w:p>
+    <w:p>
+      <w:pPr>
+        <w:pStyle w:val="Normal"/>
+        <w:spacing w:lineRule="auto" w:line="360"/>
+        <w:jc w:val="both"/>
+        <w:rPr>
+          <w:b w:val="false"/>
+          <w:bCs w:val="false"/>
+          <w:sz w:val="24"/>
+          <w:szCs w:val="24"/>
+        </w:rPr>
+      </w:pPr>
+      <w:r>
+        <w:rPr>
+          <w:b w:val="false"/>
+          <w:bCs w:val="false"/>
+          <w:sz w:val="24"/>
+          <w:szCs w:val="24"/>
+        </w:rPr>
+        <w:t xml:space="preserve">A </w:t>
+      </w:r>
+      <w:r>
+        <w:rPr>
+          <w:b/>
+          <w:bCs/>
+          <w:sz w:val="24"/>
+          <w:szCs w:val="24"/>
+        </w:rPr>
+        <w:t>Törzsadatok</w:t>
+      </w:r>
+      <w:r>
+        <w:rPr>
+          <w:b w:val="false"/>
+          <w:bCs w:val="false"/>
+          <w:sz w:val="24"/>
+          <w:szCs w:val="24"/>
+        </w:rPr>
+        <w:t xml:space="preserve"> fülön a megrendeléshez szükséges adattáblák adatai szerkeszthetők. Ezek az adattáblák szolgálják ki a webshop bizonyos mezőit. A táblához hozzá adhatunk, szerkeszthetünk és törölhetünk rekordokat.</w:t>
+      </w:r>
+    </w:p>
+    <w:p>
+      <w:pPr>
+        <w:pStyle w:val="Normal"/>
+        <w:spacing w:lineRule="auto" w:line="360"/>
+        <w:jc w:val="both"/>
+        <w:rPr>
+          <w:b w:val="false"/>
+          <w:bCs w:val="false"/>
+          <w:sz w:val="24"/>
+          <w:szCs w:val="24"/>
+        </w:rPr>
+      </w:pPr>
       <w:r>
         <w:drawing>
-          <wp:anchor behindDoc="0" distT="0" distB="0" distL="0" distR="0" simplePos="0" locked="0" layoutInCell="0" allowOverlap="1" relativeHeight="21">
+          <wp:anchor distT="107950" distB="107950" distL="107950" distR="107950" simplePos="0" relativeHeight="22" behindDoc="0" locked="0" layoutInCell="0" allowOverlap="1">
             <wp:simplePos x="0" y="0"/>
             <wp:positionH relativeFrom="column">
-              <wp:posOffset>1481455</wp:posOffset>
+              <wp:posOffset>340995</wp:posOffset>
             </wp:positionH>
             <wp:positionV relativeFrom="paragraph">
-              <wp:posOffset>-16510</wp:posOffset>
+              <wp:posOffset>19685</wp:posOffset>
             </wp:positionV>
-            <wp:extent cx="200025" cy="200025"/>
+            <wp:extent cx="2158365" cy="249555"/>
             <wp:effectExtent l="0" t="0" r="0" b="0"/>
             <wp:wrapSquare wrapText="bothSides"/>
-            <wp:docPr id="25" name="Kép4 másolat 1" descr=""/>
+            <wp:docPr id="25" name="Kép7 másolat 1"/>
             <wp:cNvGraphicFramePr>
               <a:graphicFrameLocks xmlns:a="http://schemas.openxmlformats.org/drawingml/2006/main" noChangeAspect="1"/>
             </wp:cNvGraphicFramePr>
@@ -8647,7 +9105,7 @@
               <a:graphicData uri="http://schemas.openxmlformats.org/drawingml/2006/picture">
                 <pic:pic xmlns:pic="http://schemas.openxmlformats.org/drawingml/2006/picture">
                   <pic:nvPicPr>
-                    <pic:cNvPr id="25" name="Kép4 másolat 1" descr=""/>
+                    <pic:cNvPr id="25" name="Kép7 másolat 1"/>
                     <pic:cNvPicPr>
                       <a:picLocks noChangeAspect="1" noChangeArrowheads="1"/>
                     </pic:cNvPicPr>
@@ -8661,11 +9119,12 @@
                   <pic:spPr bwMode="auto">
                     <a:xfrm>
                       <a:off x="0" y="0"/>
-                      <a:ext cx="200025" cy="200025"/>
+                      <a:ext cx="2158365" cy="249555"/>
                     </a:xfrm>
                     <a:prstGeom prst="rect">
                       <a:avLst/>
                     </a:prstGeom>
+                    <a:noFill/>
                   </pic:spPr>
                 </pic:pic>
               </a:graphicData>
@@ -8680,172 +9139,51 @@
           <w:sz w:val="24"/>
           <w:szCs w:val="24"/>
         </w:rPr>
-        <w:t xml:space="preserve">    </w:t>
-        <w:tab/>
-        <w:t>ikon további műveletek elvégzésére használható,</w:t>
-        <w:br/>
-        <w:t>az alkatrész táblában. A tábla megléte egy jól működő webshop esetében nem releváns. Jelen esetben teszt célokat szolgál, segítségével fiktív adatokkal tölthetjük fel az alkatrész adattábla bizonyos mezőit, melyekkel aztán teszteléseket végezhetünk.</w:t>
-      </w:r>
-    </w:p>
-    <w:p>
-      <w:pPr>
-        <w:pStyle w:val="Normal"/>
-        <w:spacing w:lineRule="auto" w:line="360"/>
-        <w:jc w:val="both"/>
-        <w:rPr>
-          <w:b w:val="false"/>
-          <w:bCs w:val="false"/>
-          <w:sz w:val="24"/>
-          <w:szCs w:val="24"/>
-        </w:rPr>
-      </w:pPr>
-      <w:r>
-        <w:rPr>
-          <w:b w:val="false"/>
-          <w:bCs w:val="false"/>
-          <w:sz w:val="24"/>
-          <w:szCs w:val="24"/>
-        </w:rPr>
-        <w:t>A fejlécben található ikonokkal az alábbi funkciók érhetők el:</w:t>
-      </w:r>
-    </w:p>
-    <w:p>
-      <w:pPr>
-        <w:pStyle w:val="Normal"/>
-        <w:numPr>
-          <w:ilvl w:val="0"/>
-          <w:numId w:val="9"/>
-        </w:numPr>
-        <w:spacing w:lineRule="auto" w:line="360"/>
-        <w:jc w:val="both"/>
-        <w:rPr>
-          <w:b w:val="false"/>
-          <w:bCs w:val="false"/>
-          <w:sz w:val="24"/>
-          <w:szCs w:val="24"/>
-        </w:rPr>
-      </w:pPr>
-      <w:r>
-        <w:rPr>
-          <w:b w:val="false"/>
-          <w:bCs w:val="false"/>
-          <w:sz w:val="24"/>
-          <w:szCs w:val="24"/>
-        </w:rPr>
-        <w:t>rendelések frissítése manuálisan, de a „Karbantartás” főmenü, „Tulajdonságok” almenüjében beállítható egy minimum időérték, ami szerint folyamatosan frissül a lekérdezés, így mindig az aktuális állapot jelenik meg.</w:t>
-      </w:r>
-    </w:p>
-    <w:p>
-      <w:pPr>
-        <w:pStyle w:val="Normal"/>
-        <w:numPr>
-          <w:ilvl w:val="0"/>
-          <w:numId w:val="9"/>
-        </w:numPr>
-        <w:spacing w:lineRule="auto" w:line="360"/>
-        <w:jc w:val="both"/>
-        <w:rPr>
-          <w:b w:val="false"/>
-          <w:bCs w:val="false"/>
-          <w:sz w:val="24"/>
-          <w:szCs w:val="24"/>
-        </w:rPr>
-      </w:pPr>
-      <w:r>
-        <w:rPr>
-          <w:b w:val="false"/>
-          <w:bCs w:val="false"/>
-          <w:sz w:val="24"/>
-          <w:szCs w:val="24"/>
-        </w:rPr>
-        <w:t>rendelés státuszának módosítása: ha a bejövő megrendelés feldolgozásának folyamata elindul, a megrendelő üzenetet kap az e-mail címére a rendelés státuszának változásáról.</w:t>
-      </w:r>
-    </w:p>
-    <w:p>
-      <w:pPr>
-        <w:pStyle w:val="Normal"/>
-        <w:numPr>
-          <w:ilvl w:val="0"/>
-          <w:numId w:val="9"/>
-        </w:numPr>
-        <w:spacing w:lineRule="auto" w:line="360"/>
-        <w:jc w:val="both"/>
-        <w:rPr>
-          <w:b w:val="false"/>
-          <w:bCs w:val="false"/>
-          <w:sz w:val="24"/>
-          <w:szCs w:val="24"/>
-        </w:rPr>
-      </w:pPr>
-      <w:r>
-        <w:rPr>
-          <w:b w:val="false"/>
-          <w:bCs w:val="false"/>
-          <w:sz w:val="24"/>
-          <w:szCs w:val="24"/>
-        </w:rPr>
-        <w:t>feldolgozási előzmények, mikor lett a rendelés feladva, mikor módosult...stb.</w:t>
-      </w:r>
-    </w:p>
-    <w:p>
-      <w:pPr>
-        <w:pStyle w:val="Normal"/>
-        <w:numPr>
-          <w:ilvl w:val="0"/>
-          <w:numId w:val="9"/>
-        </w:numPr>
-        <w:spacing w:lineRule="auto" w:line="360"/>
-        <w:jc w:val="both"/>
-        <w:rPr>
-          <w:b w:val="false"/>
-          <w:bCs w:val="false"/>
-          <w:sz w:val="24"/>
-          <w:szCs w:val="24"/>
-        </w:rPr>
-      </w:pPr>
-      <w:r>
-        <w:rPr>
-          <w:b w:val="false"/>
-          <w:bCs w:val="false"/>
-          <w:sz w:val="24"/>
-          <w:szCs w:val="24"/>
-        </w:rPr>
-        <w:t>végül a megrendelő adatai.</w:t>
-      </w:r>
-    </w:p>
-    <w:p>
-      <w:pPr>
-        <w:pStyle w:val="Normal"/>
-        <w:spacing w:lineRule="auto" w:line="360"/>
-        <w:jc w:val="both"/>
-        <w:rPr>
-          <w:b w:val="false"/>
-          <w:bCs w:val="false"/>
-          <w:sz w:val="24"/>
-          <w:szCs w:val="24"/>
-        </w:rPr>
-      </w:pPr>
-      <w:r>
-        <w:rPr>
-          <w:b w:val="false"/>
-          <w:bCs w:val="false"/>
-          <w:sz w:val="24"/>
-          <w:szCs w:val="24"/>
-        </w:rPr>
-      </w:r>
-    </w:p>
-    <w:p>
-      <w:pPr>
-        <w:pStyle w:val="Normal"/>
-        <w:spacing w:lineRule="auto" w:line="360"/>
-        <w:jc w:val="both"/>
-        <w:rPr>
-          <w:b w:val="false"/>
-          <w:bCs w:val="false"/>
-          <w:sz w:val="24"/>
-          <w:szCs w:val="24"/>
-        </w:rPr>
-      </w:pPr>
+        <w:t>Az checkbox bejelölésével minden datagrid</w:t>
+      </w:r>
+    </w:p>
+    <w:p>
+      <w:pPr>
+        <w:pStyle w:val="Normal"/>
+        <w:spacing w:lineRule="auto" w:line="360"/>
+        <w:jc w:val="both"/>
+        <w:rPr>
+          <w:b w:val="false"/>
+          <w:bCs w:val="false"/>
+          <w:sz w:val="24"/>
+          <w:szCs w:val="24"/>
+        </w:rPr>
+      </w:pPr>
+      <w:r>
+        <w:rPr>
+          <w:b w:val="false"/>
+          <w:bCs w:val="false"/>
+          <w:sz w:val="24"/>
+          <w:szCs w:val="24"/>
+        </w:rPr>
+        <w:t>táblában megjelenik a rekordok ID mező értéke. Ha nincs jelölve a checkbox, átláthatóbbá válnak az adattáblák és a program futásában ez nem okoz gondot.</w:t>
+      </w:r>
+    </w:p>
+    <w:p>
+      <w:pPr>
+        <w:pStyle w:val="Normal"/>
+        <w:spacing w:lineRule="auto" w:line="360"/>
+        <w:jc w:val="both"/>
+        <w:rPr>
+          <w:b w:val="false"/>
+          <w:bCs w:val="false"/>
+          <w:sz w:val="24"/>
+        </w:rPr>
+      </w:pPr>
+      <w:r>
+        <w:rPr>
+          <w:b w:val="false"/>
+          <w:bCs w:val="false"/>
+          <w:sz w:val="24"/>
+          <w:szCs w:val="24"/>
+        </w:rPr>
+        <w:t xml:space="preserve">A </w:t>
+      </w:r>
       <w:r>
         <w:rPr>
           <w:b/>
@@ -8853,84 +9191,80 @@
           <w:sz w:val="24"/>
           <w:szCs w:val="24"/>
         </w:rPr>
-        <w:t xml:space="preserve">Tulajdonságok </w:t>
-      </w:r>
-      <w:r>
-        <w:rPr>
-          <w:b w:val="false"/>
-          <w:bCs w:val="false"/>
-          <w:sz w:val="24"/>
-          <w:szCs w:val="24"/>
-        </w:rPr>
-        <w:t>menüpontot az alkalmazás törzsadatainak és alapértékeinek beállítására használjuk.</w:t>
-      </w:r>
-    </w:p>
-    <w:p>
-      <w:pPr>
-        <w:pStyle w:val="Normal"/>
-        <w:spacing w:lineRule="auto" w:line="360"/>
-        <w:jc w:val="both"/>
-        <w:rPr>
-          <w:b w:val="false"/>
-          <w:bCs w:val="false"/>
-          <w:sz w:val="24"/>
-          <w:szCs w:val="24"/>
-        </w:rPr>
-      </w:pPr>
-      <w:r>
-        <w:rPr>
-          <w:b w:val="false"/>
-          <w:bCs w:val="false"/>
-          <w:sz w:val="24"/>
-          <w:szCs w:val="24"/>
-        </w:rPr>
-        <w:t xml:space="preserve">A </w:t>
-      </w:r>
-      <w:r>
+        <w:t>Pénzügy</w:t>
+      </w:r>
+      <w:r>
+        <w:rPr>
+          <w:b w:val="false"/>
+          <w:bCs w:val="false"/>
+          <w:sz w:val="24"/>
+          <w:szCs w:val="24"/>
+        </w:rPr>
+        <w:t xml:space="preserve"> fülön állíthatóak a rendelésnél és számlázásnál használatos pénzügyi értékek: Euro aktuális árfolyam / adó / kedvezmény / szerviz munkaóra díj. Ezen értékek használata mellett minden egyes árucikknek egyedi adó vagy kedvezmény értéket tudunk beállítani.</w:t>
+      </w:r>
+    </w:p>
+    <w:p>
+      <w:pPr>
+        <w:pStyle w:val="Normal"/>
+        <w:spacing w:lineRule="auto" w:line="360"/>
+        <w:jc w:val="both"/>
         <w:rPr>
           <w:b/>
           <w:bCs/>
           <w:sz w:val="24"/>
           <w:szCs w:val="24"/>
         </w:rPr>
-        <w:t>Törzsadatok</w:t>
-      </w:r>
-      <w:r>
-        <w:rPr>
-          <w:b w:val="false"/>
-          <w:bCs w:val="false"/>
-          <w:sz w:val="24"/>
-          <w:szCs w:val="24"/>
-        </w:rPr>
-        <w:t xml:space="preserve"> fülön a megrendeléshez szükséges adattáblák adatai szerkeszthetők. Ezek az adattáblák szolgálják ki a webshop bizonyos mezőit. A táblához hozzá adhatunk, szerkeszthetünk és törölhetünk rekordokat.</w:t>
-      </w:r>
-    </w:p>
-    <w:p>
-      <w:pPr>
-        <w:pStyle w:val="Normal"/>
-        <w:spacing w:lineRule="auto" w:line="360"/>
-        <w:jc w:val="both"/>
-        <w:rPr>
-          <w:b w:val="false"/>
-          <w:bCs w:val="false"/>
-          <w:sz w:val="24"/>
-          <w:szCs w:val="24"/>
-        </w:rPr>
-      </w:pPr>
-      <w:r>
+      </w:pPr>
+      <w:r>
+        <w:rPr>
+          <w:b w:val="false"/>
+          <w:bCs w:val="false"/>
+          <w:sz w:val="24"/>
+          <w:szCs w:val="24"/>
+        </w:rPr>
+        <w:t>Az</w:t>
+      </w:r>
+      <w:r>
+        <w:rPr>
+          <w:b/>
+          <w:bCs/>
+          <w:sz w:val="24"/>
+          <w:szCs w:val="24"/>
+        </w:rPr>
+        <w:t xml:space="preserve"> Egyéb </w:t>
+      </w:r>
+      <w:r>
+        <w:rPr>
+          <w:b w:val="false"/>
+          <w:bCs w:val="false"/>
+          <w:sz w:val="24"/>
+          <w:szCs w:val="24"/>
+        </w:rPr>
+        <w:t>fülön az alkalmazásokhoz szükséges alapértelmezett útvonalat állíthatjuk be. A szoftverfejlesztés folyamán az eltérő útvonalakkal rendelkező fejlesztők ezen mező használatával kódolás nélkül a saját útvonalukra állíthatják a futáshoz szükséges fájlok elérését.</w:t>
+      </w:r>
+    </w:p>
+    <w:p>
+      <w:pPr>
+        <w:pStyle w:val="Normal"/>
+        <w:spacing w:lineRule="auto" w:line="360"/>
+        <w:jc w:val="both"/>
+        <w:rPr/>
+      </w:pPr>
+      <w:r>
+        <w:rPr/>
         <w:drawing>
-          <wp:anchor behindDoc="0" distT="107950" distB="107950" distL="107950" distR="107950" simplePos="0" locked="0" layoutInCell="0" allowOverlap="1" relativeHeight="22">
+          <wp:anchor distT="0" distB="0" distL="0" distR="0" simplePos="0" relativeHeight="23" behindDoc="0" locked="0" layoutInCell="0" allowOverlap="1">
             <wp:simplePos x="0" y="0"/>
             <wp:positionH relativeFrom="column">
-              <wp:posOffset>340995</wp:posOffset>
+              <wp:posOffset>15875</wp:posOffset>
             </wp:positionH>
             <wp:positionV relativeFrom="paragraph">
-              <wp:posOffset>19685</wp:posOffset>
+              <wp:posOffset>-58420</wp:posOffset>
             </wp:positionV>
-            <wp:extent cx="2158365" cy="249555"/>
+            <wp:extent cx="4886325" cy="310515"/>
             <wp:effectExtent l="0" t="0" r="0" b="0"/>
-            <wp:wrapSquare wrapText="bothSides"/>
-            <wp:docPr id="26" name="Kép7 másolat 1" descr=""/>
+            <wp:wrapSquare wrapText="largest"/>
+            <wp:docPr id="26" name="Kép9 másolat 2"/>
             <wp:cNvGraphicFramePr>
               <a:graphicFrameLocks xmlns:a="http://schemas.openxmlformats.org/drawingml/2006/main" noChangeAspect="1"/>
             </wp:cNvGraphicFramePr>
@@ -8938,7 +9272,7 @@
               <a:graphicData uri="http://schemas.openxmlformats.org/drawingml/2006/picture">
                 <pic:pic xmlns:pic="http://schemas.openxmlformats.org/drawingml/2006/picture">
                   <pic:nvPicPr>
-                    <pic:cNvPr id="26" name="Kép7 másolat 1" descr=""/>
+                    <pic:cNvPr id="26" name="Kép9 másolat 2"/>
                     <pic:cNvPicPr>
                       <a:picLocks noChangeAspect="1" noChangeArrowheads="1"/>
                     </pic:cNvPicPr>
@@ -8952,11 +9286,12 @@
                   <pic:spPr bwMode="auto">
                     <a:xfrm>
                       <a:off x="0" y="0"/>
-                      <a:ext cx="2158365" cy="249555"/>
+                      <a:ext cx="4886325" cy="310515"/>
                     </a:xfrm>
                     <a:prstGeom prst="rect">
                       <a:avLst/>
                     </a:prstGeom>
+                    <a:noFill/>
                   </pic:spPr>
                 </pic:pic>
               </a:graphicData>
@@ -8964,139 +9299,80 @@
           </wp:anchor>
         </w:drawing>
       </w:r>
-      <w:r>
-        <w:rPr>
-          <w:b w:val="false"/>
-          <w:bCs w:val="false"/>
-          <w:sz w:val="24"/>
-          <w:szCs w:val="24"/>
-        </w:rPr>
-        <w:t>Az checkbox bejelölésével minden datagrid</w:t>
-      </w:r>
-    </w:p>
-    <w:p>
-      <w:pPr>
-        <w:pStyle w:val="Normal"/>
-        <w:spacing w:lineRule="auto" w:line="360"/>
-        <w:jc w:val="both"/>
-        <w:rPr>
-          <w:b w:val="false"/>
-          <w:bCs w:val="false"/>
-          <w:sz w:val="24"/>
-          <w:szCs w:val="24"/>
-        </w:rPr>
-      </w:pPr>
-      <w:r>
-        <w:rPr>
-          <w:b w:val="false"/>
-          <w:bCs w:val="false"/>
-          <w:sz w:val="24"/>
-          <w:szCs w:val="24"/>
-        </w:rPr>
-        <w:t>táblában megjelenik a rekordok ID mező értéke. Ha nincs jelölve a checkbox, átláthatóbbá válnak az adattáblák és a program futásában ez nem okoz gondot.</w:t>
-      </w:r>
-    </w:p>
-    <w:p>
-      <w:pPr>
-        <w:pStyle w:val="Normal"/>
-        <w:spacing w:lineRule="auto" w:line="360"/>
-        <w:jc w:val="both"/>
-        <w:rPr>
-          <w:b w:val="false"/>
-          <w:bCs w:val="false"/>
-          <w:sz w:val="24"/>
-        </w:rPr>
-      </w:pPr>
-      <w:r>
-        <w:rPr>
-          <w:b w:val="false"/>
-          <w:bCs w:val="false"/>
-          <w:sz w:val="24"/>
-          <w:szCs w:val="24"/>
-        </w:rPr>
-        <w:t xml:space="preserve">A </w:t>
-      </w:r>
-      <w:r>
-        <w:rPr>
-          <w:b/>
-          <w:bCs/>
-          <w:sz w:val="24"/>
-          <w:szCs w:val="24"/>
-        </w:rPr>
-        <w:t>Pénzügy</w:t>
-      </w:r>
-      <w:r>
-        <w:rPr>
-          <w:b w:val="false"/>
-          <w:bCs w:val="false"/>
-          <w:sz w:val="24"/>
-          <w:szCs w:val="24"/>
-        </w:rPr>
-        <w:t xml:space="preserve"> fülön állíthatóak a rendelésnél és számlázásnál használatos pénzügyi értékek: Euro aktuális árfolyam / adó / kedvezmény / szerviz munkaóra díj. Ezen értékek használata mellett minden egyes árucikknek egyedi adó vagy kedvezmény értéket tudunk beállítani.</w:t>
-      </w:r>
-    </w:p>
-    <w:p>
-      <w:pPr>
-        <w:pStyle w:val="Normal"/>
-        <w:spacing w:lineRule="auto" w:line="360"/>
-        <w:jc w:val="both"/>
-        <w:rPr>
-          <w:b/>
-          <w:bCs/>
-          <w:sz w:val="24"/>
-          <w:szCs w:val="24"/>
-        </w:rPr>
-      </w:pPr>
-      <w:r>
-        <w:rPr>
-          <w:b w:val="false"/>
-          <w:bCs w:val="false"/>
-          <w:sz w:val="24"/>
-          <w:szCs w:val="24"/>
-        </w:rPr>
-        <w:t>Az</w:t>
-      </w:r>
-      <w:r>
-        <w:rPr>
-          <w:b/>
-          <w:bCs/>
-          <w:sz w:val="24"/>
-          <w:szCs w:val="24"/>
-        </w:rPr>
-        <w:t xml:space="preserve"> Egyéb </w:t>
-      </w:r>
-      <w:r>
-        <w:rPr>
-          <w:b w:val="false"/>
-          <w:bCs w:val="false"/>
-          <w:sz w:val="24"/>
-          <w:szCs w:val="24"/>
-        </w:rPr>
-        <w:t>fülön az alkalmazásokhoz szükséges alapértelmezett útvonalat állíthatjuk be. A szoftverfejlesztés folyamán az eltérő útvonalakkal rendelkező fejlesztők ezen mező használatával kódolás nélkül a saját útvonalukra állíthatják a futáshoz szükséges fájlok elérését.</w:t>
-      </w:r>
-    </w:p>
-    <w:p>
-      <w:pPr>
-        <w:pStyle w:val="Normal"/>
-        <w:spacing w:lineRule="auto" w:line="360"/>
-        <w:jc w:val="both"/>
+    </w:p>
+    <w:p>
+      <w:pPr>
+        <w:pStyle w:val="Caption"/>
+        <w:jc w:val="center"/>
         <w:rPr/>
       </w:pPr>
       <w:r>
         <w:rPr/>
+        <w:t>2</w:t>
+      </w:r>
+      <w:r>
+        <w:rPr/>
+        <w:t>3</w:t>
+      </w:r>
+      <w:r>
+        <w:rPr/>
+        <w:t>. kép - Útvonal</w:t>
+      </w:r>
+    </w:p>
+    <w:p>
+      <w:pPr>
+        <w:pStyle w:val="Normal"/>
+        <w:spacing w:lineRule="auto" w:line="360"/>
+        <w:jc w:val="both"/>
+        <w:rPr>
+          <w:b w:val="false"/>
+          <w:bCs w:val="false"/>
+          <w:sz w:val="24"/>
+          <w:szCs w:val="24"/>
+        </w:rPr>
+      </w:pPr>
+      <w:r>
+        <w:rPr>
+          <w:b w:val="false"/>
+          <w:bCs w:val="false"/>
+          <w:sz w:val="24"/>
+          <w:szCs w:val="24"/>
+        </w:rPr>
+        <w:t>Ez a fül tartalmaz továbbá egy további mezőt, melyben egész számokkal, perc alapon adható meg az új megrendelések lekérdezésének ideje.</w:t>
+      </w:r>
+    </w:p>
+    <w:p>
+      <w:pPr>
+        <w:pStyle w:val="Normal"/>
+        <w:spacing w:lineRule="auto" w:line="360"/>
+        <w:jc w:val="both"/>
+        <w:rPr>
+          <w:b w:val="false"/>
+          <w:bCs w:val="false"/>
+          <w:sz w:val="24"/>
+          <w:szCs w:val="24"/>
+        </w:rPr>
+      </w:pPr>
+      <w:r>
+        <w:rPr>
+          <w:b w:val="false"/>
+          <w:bCs w:val="false"/>
+          <w:sz w:val="24"/>
+          <w:szCs w:val="24"/>
+        </w:rPr>
         <w:drawing>
-          <wp:anchor behindDoc="0" distT="0" distB="0" distL="0" distR="0" simplePos="0" locked="0" layoutInCell="0" allowOverlap="1" relativeHeight="23">
+          <wp:anchor distT="0" distB="0" distL="0" distR="0" simplePos="0" relativeHeight="24" behindDoc="0" locked="0" layoutInCell="0" allowOverlap="1">
             <wp:simplePos x="0" y="0"/>
             <wp:positionH relativeFrom="column">
-              <wp:posOffset>15875</wp:posOffset>
+              <wp:posOffset>20320</wp:posOffset>
             </wp:positionH>
             <wp:positionV relativeFrom="paragraph">
-              <wp:posOffset>-58420</wp:posOffset>
+              <wp:posOffset>29210</wp:posOffset>
             </wp:positionV>
-            <wp:extent cx="4886325" cy="310515"/>
+            <wp:extent cx="4662170" cy="317500"/>
             <wp:effectExtent l="0" t="0" r="0" b="0"/>
             <wp:wrapSquare wrapText="largest"/>
-            <wp:docPr id="27" name="Kép9 másolat 2" descr=""/>
+            <wp:docPr id="27" name="Kép10 másolat 2"/>
             <wp:cNvGraphicFramePr>
               <a:graphicFrameLocks xmlns:a="http://schemas.openxmlformats.org/drawingml/2006/main" noChangeAspect="1"/>
             </wp:cNvGraphicFramePr>
@@ -9104,7 +9380,7 @@
               <a:graphicData uri="http://schemas.openxmlformats.org/drawingml/2006/picture">
                 <pic:pic xmlns:pic="http://schemas.openxmlformats.org/drawingml/2006/picture">
                   <pic:nvPicPr>
-                    <pic:cNvPr id="27" name="Kép9 másolat 2" descr=""/>
+                    <pic:cNvPr id="27" name="Kép10 másolat 2"/>
                     <pic:cNvPicPr>
                       <a:picLocks noChangeAspect="1" noChangeArrowheads="1"/>
                     </pic:cNvPicPr>
@@ -9118,11 +9394,12 @@
                   <pic:spPr bwMode="auto">
                     <a:xfrm>
                       <a:off x="0" y="0"/>
-                      <a:ext cx="4886325" cy="310515"/>
+                      <a:ext cx="4662170" cy="317500"/>
                     </a:xfrm>
                     <a:prstGeom prst="rect">
                       <a:avLst/>
                     </a:prstGeom>
+                    <a:noFill/>
                   </pic:spPr>
                 </pic:pic>
               </a:graphicData>
@@ -9139,106 +9416,15 @@
       </w:pPr>
       <w:r>
         <w:rPr/>
-        <w:t>22. kép - Útvonal</w:t>
-      </w:r>
-    </w:p>
-    <w:p>
-      <w:pPr>
-        <w:pStyle w:val="Normal"/>
-        <w:spacing w:lineRule="auto" w:line="360"/>
-        <w:jc w:val="both"/>
-        <w:rPr>
-          <w:b w:val="false"/>
-          <w:bCs w:val="false"/>
-          <w:sz w:val="24"/>
-          <w:szCs w:val="24"/>
-        </w:rPr>
-      </w:pPr>
-      <w:r>
-        <w:rPr>
-          <w:b w:val="false"/>
-          <w:bCs w:val="false"/>
-          <w:sz w:val="24"/>
-          <w:szCs w:val="24"/>
-        </w:rPr>
-        <w:t>Ez a fül tartalmaz továbbá egy további mezőt, melyben egész számokkal, perc alapon adható meg az új megrendelések lekérdezésének ideje.</w:t>
-      </w:r>
-    </w:p>
-    <w:p>
-      <w:pPr>
-        <w:pStyle w:val="Normal"/>
-        <w:spacing w:lineRule="auto" w:line="360"/>
-        <w:jc w:val="both"/>
-        <w:rPr>
-          <w:b w:val="false"/>
-          <w:bCs w:val="false"/>
-          <w:sz w:val="24"/>
-          <w:szCs w:val="24"/>
-        </w:rPr>
-      </w:pPr>
-      <w:r>
-        <w:rPr>
-          <w:b w:val="false"/>
-          <w:bCs w:val="false"/>
-          <w:sz w:val="24"/>
-          <w:szCs w:val="24"/>
-        </w:rPr>
-        <w:drawing>
-          <wp:anchor behindDoc="0" distT="0" distB="0" distL="0" distR="0" simplePos="0" locked="0" layoutInCell="0" allowOverlap="1" relativeHeight="24">
-            <wp:simplePos x="0" y="0"/>
-            <wp:positionH relativeFrom="column">
-              <wp:posOffset>20320</wp:posOffset>
-            </wp:positionH>
-            <wp:positionV relativeFrom="paragraph">
-              <wp:posOffset>29210</wp:posOffset>
-            </wp:positionV>
-            <wp:extent cx="4662170" cy="317500"/>
-            <wp:effectExtent l="0" t="0" r="0" b="0"/>
-            <wp:wrapSquare wrapText="largest"/>
-            <wp:docPr id="28" name="Kép10 másolat 2" descr=""/>
-            <wp:cNvGraphicFramePr>
-              <a:graphicFrameLocks xmlns:a="http://schemas.openxmlformats.org/drawingml/2006/main" noChangeAspect="1"/>
-            </wp:cNvGraphicFramePr>
-            <a:graphic xmlns:a="http://schemas.openxmlformats.org/drawingml/2006/main">
-              <a:graphicData uri="http://schemas.openxmlformats.org/drawingml/2006/picture">
-                <pic:pic xmlns:pic="http://schemas.openxmlformats.org/drawingml/2006/picture">
-                  <pic:nvPicPr>
-                    <pic:cNvPr id="28" name="Kép10 másolat 2" descr=""/>
-                    <pic:cNvPicPr>
-                      <a:picLocks noChangeAspect="1" noChangeArrowheads="1"/>
-                    </pic:cNvPicPr>
-                  </pic:nvPicPr>
-                  <pic:blipFill>
-                    <a:blip r:embed="rId29"/>
-                    <a:stretch>
-                      <a:fillRect/>
-                    </a:stretch>
-                  </pic:blipFill>
-                  <pic:spPr bwMode="auto">
-                    <a:xfrm>
-                      <a:off x="0" y="0"/>
-                      <a:ext cx="4662170" cy="317500"/>
-                    </a:xfrm>
-                    <a:prstGeom prst="rect">
-                      <a:avLst/>
-                    </a:prstGeom>
-                  </pic:spPr>
-                </pic:pic>
-              </a:graphicData>
-            </a:graphic>
-          </wp:anchor>
-        </w:drawing>
-      </w:r>
-    </w:p>
-    <w:p>
-      <w:pPr>
-        <w:pStyle w:val="Caption"/>
-        <w:jc w:val="center"/>
+        <w:t>2</w:t>
+      </w:r>
+      <w:r>
         <w:rPr/>
-      </w:pPr>
+        <w:t>4</w:t>
+      </w:r>
       <w:r>
         <w:rPr/>
-        <w:t>23. kép – Új megrendelés ellenőrzése</w:t>
+        <w:t>. kép – Új megrendelés ellenőrzése</w:t>
       </w:r>
     </w:p>
     <w:p>
@@ -9355,7 +9541,7 @@
           <w:szCs w:val="24"/>
         </w:rPr>
         <w:drawing>
-          <wp:anchor behindDoc="0" distT="107950" distB="107950" distL="107950" distR="107950" simplePos="0" locked="0" layoutInCell="0" allowOverlap="1" relativeHeight="25">
+          <wp:anchor distT="107950" distB="107950" distL="107950" distR="107950" simplePos="0" relativeHeight="25" behindDoc="0" locked="0" layoutInCell="0" allowOverlap="1">
             <wp:simplePos x="0" y="0"/>
             <wp:positionH relativeFrom="column">
               <wp:posOffset>318135</wp:posOffset>
@@ -9366,7 +9552,7 @@
             <wp:extent cx="4382135" cy="2993390"/>
             <wp:effectExtent l="0" t="0" r="0" b="0"/>
             <wp:wrapSquare wrapText="bothSides"/>
-            <wp:docPr id="29" name="Kép12 másolat 1" descr=""/>
+            <wp:docPr id="28" name="Kép12 másolat 1"/>
             <wp:cNvGraphicFramePr>
               <a:graphicFrameLocks xmlns:a="http://schemas.openxmlformats.org/drawingml/2006/main" noChangeAspect="1"/>
             </wp:cNvGraphicFramePr>
@@ -9374,13 +9560,13 @@
               <a:graphicData uri="http://schemas.openxmlformats.org/drawingml/2006/picture">
                 <pic:pic xmlns:pic="http://schemas.openxmlformats.org/drawingml/2006/picture">
                   <pic:nvPicPr>
-                    <pic:cNvPr id="29" name="Kép12 másolat 1" descr=""/>
+                    <pic:cNvPr id="28" name="Kép12 másolat 1"/>
                     <pic:cNvPicPr>
                       <a:picLocks noChangeAspect="1" noChangeArrowheads="1"/>
                     </pic:cNvPicPr>
                   </pic:nvPicPr>
                   <pic:blipFill>
-                    <a:blip r:embed="rId30"/>
+                    <a:blip r:embed="rId29"/>
                     <a:srcRect l="0" t="0" r="0" b="14814"/>
                     <a:stretch>
                       <a:fillRect/>
@@ -9394,6 +9580,7 @@
                     <a:prstGeom prst="rect">
                       <a:avLst/>
                     </a:prstGeom>
+                    <a:noFill/>
                   </pic:spPr>
                 </pic:pic>
               </a:graphicData>
@@ -9557,7 +9744,15 @@
       </w:pPr>
       <w:r>
         <w:rPr/>
-        <w:t>24. kép – Új éves munkanapterv</w:t>
+        <w:t>2</w:t>
+      </w:r>
+      <w:r>
+        <w:rPr/>
+        <w:t>5</w:t>
+      </w:r>
+      <w:r>
+        <w:rPr/>
+        <w:t>. kép – Új éves munkanapterv</w:t>
       </w:r>
     </w:p>
     <w:p>
@@ -9690,7 +9885,7 @@
           <w:lang w:eastAsia="en-US"/>
         </w:rPr>
         <w:drawing>
-          <wp:anchor behindDoc="0" distT="107950" distB="107950" distL="107950" distR="107950" simplePos="0" locked="0" layoutInCell="0" allowOverlap="1" relativeHeight="26">
+          <wp:anchor distT="107950" distB="107950" distL="107950" distR="107950" simplePos="0" relativeHeight="26" behindDoc="0" locked="0" layoutInCell="0" allowOverlap="1">
             <wp:simplePos x="0" y="0"/>
             <wp:positionH relativeFrom="column">
               <wp:posOffset>5080</wp:posOffset>
@@ -9701,7 +9896,7 @@
             <wp:extent cx="5012690" cy="2437765"/>
             <wp:effectExtent l="0" t="0" r="0" b="0"/>
             <wp:wrapSquare wrapText="largest"/>
-            <wp:docPr id="30" name="Kép11 másolat 1" descr=""/>
+            <wp:docPr id="29" name="Kép11 másolat 1"/>
             <wp:cNvGraphicFramePr>
               <a:graphicFrameLocks xmlns:a="http://schemas.openxmlformats.org/drawingml/2006/main" noChangeAspect="1"/>
             </wp:cNvGraphicFramePr>
@@ -9709,13 +9904,13 @@
               <a:graphicData uri="http://schemas.openxmlformats.org/drawingml/2006/picture">
                 <pic:pic xmlns:pic="http://schemas.openxmlformats.org/drawingml/2006/picture">
                   <pic:nvPicPr>
-                    <pic:cNvPr id="30" name="Kép11 másolat 1" descr=""/>
+                    <pic:cNvPr id="29" name="Kép11 másolat 1"/>
                     <pic:cNvPicPr>
                       <a:picLocks noChangeAspect="1" noChangeArrowheads="1"/>
                     </pic:cNvPicPr>
                   </pic:nvPicPr>
                   <pic:blipFill>
-                    <a:blip r:embed="rId31"/>
+                    <a:blip r:embed="rId30"/>
                     <a:stretch>
                       <a:fillRect/>
                     </a:stretch>
@@ -9728,6 +9923,7 @@
                     <a:prstGeom prst="rect">
                       <a:avLst/>
                     </a:prstGeom>
+                    <a:noFill/>
                   </pic:spPr>
                 </pic:pic>
               </a:graphicData>
@@ -9905,7 +10101,15 @@
       </w:pPr>
       <w:r>
         <w:rPr/>
-        <w:t>25. kép - Naptár</w:t>
+        <w:t>2</w:t>
+      </w:r>
+      <w:r>
+        <w:rPr/>
+        <w:t>6</w:t>
+      </w:r>
+      <w:r>
+        <w:rPr/>
+        <w:t>. kép - Naptár</w:t>
       </w:r>
     </w:p>
     <w:p>
@@ -10002,7 +10206,7 @@
       </w:pPr>
       <w:r>
         <w:drawing>
-          <wp:anchor behindDoc="0" distT="107950" distB="107950" distL="107950" distR="107950" simplePos="0" locked="0" layoutInCell="0" allowOverlap="1" relativeHeight="27">
+          <wp:anchor distT="107950" distB="107950" distL="107950" distR="107950" simplePos="0" relativeHeight="27" behindDoc="0" locked="0" layoutInCell="0" allowOverlap="1">
             <wp:simplePos x="0" y="0"/>
             <wp:positionH relativeFrom="column">
               <wp:posOffset>-60960</wp:posOffset>
@@ -10013,7 +10217,7 @@
             <wp:extent cx="3649980" cy="4525645"/>
             <wp:effectExtent l="0" t="0" r="0" b="0"/>
             <wp:wrapTopAndBottom/>
-            <wp:docPr id="31" name="Kép13 másolat 1" descr=""/>
+            <wp:docPr id="30" name="Kép13 másolat 1"/>
             <wp:cNvGraphicFramePr>
               <a:graphicFrameLocks xmlns:a="http://schemas.openxmlformats.org/drawingml/2006/main" noChangeAspect="1"/>
             </wp:cNvGraphicFramePr>
@@ -10021,13 +10225,13 @@
               <a:graphicData uri="http://schemas.openxmlformats.org/drawingml/2006/picture">
                 <pic:pic xmlns:pic="http://schemas.openxmlformats.org/drawingml/2006/picture">
                   <pic:nvPicPr>
-                    <pic:cNvPr id="31" name="Kép13 másolat 1" descr=""/>
+                    <pic:cNvPr id="30" name="Kép13 másolat 1"/>
                     <pic:cNvPicPr>
                       <a:picLocks noChangeAspect="1" noChangeArrowheads="1"/>
                     </pic:cNvPicPr>
                   </pic:nvPicPr>
                   <pic:blipFill>
-                    <a:blip r:embed="rId32"/>
+                    <a:blip r:embed="rId31"/>
                     <a:srcRect l="0" t="0" r="7801" b="4584"/>
                     <a:stretch>
                       <a:fillRect/>
@@ -10041,6 +10245,7 @@
                     <a:prstGeom prst="rect">
                       <a:avLst/>
                     </a:prstGeom>
+                    <a:noFill/>
                   </pic:spPr>
                 </pic:pic>
               </a:graphicData>
@@ -10050,7 +10255,15 @@
       </w:r>
       <w:r>
         <w:rPr/>
-        <w:t>26. kép – Napi előjegyzés</w:t>
+        <w:t>2</w:t>
+      </w:r>
+      <w:r>
+        <w:rPr/>
+        <w:t>7</w:t>
+      </w:r>
+      <w:r>
+        <w:rPr/>
+        <w:t>. kép – Napi előjegyzés</w:t>
       </w:r>
     </w:p>
     <w:p>
@@ -10594,6 +10807,30 @@
           <w:lang w:eastAsia="en-US"/>
         </w:rPr>
       </w:pPr>
+      <w:r>
+        <w:rPr>
+          <w:rFonts w:eastAsia="Times New Roman" w:ascii="Calibri" w:hAnsi="Calibri"/>
+          <w:sz w:val="28"/>
+          <w:szCs w:val="28"/>
+          <w:lang w:eastAsia="en-US"/>
+        </w:rPr>
+      </w:r>
+    </w:p>
+    <w:p>
+      <w:pPr>
+        <w:pStyle w:val="Heading2"/>
+        <w:widowControl/>
+        <w:bidi w:val="0"/>
+        <w:spacing w:lineRule="auto" w:line="360"/>
+        <w:ind w:hanging="0" w:left="0"/>
+        <w:jc w:val="left"/>
+        <w:rPr>
+          <w:rFonts w:ascii="Calibri" w:hAnsi="Calibri" w:eastAsia="Times New Roman"/>
+          <w:sz w:val="28"/>
+          <w:szCs w:val="28"/>
+          <w:lang w:eastAsia="en-US"/>
+        </w:rPr>
+      </w:pPr>
       <w:bookmarkStart w:id="47" w:name="__RefHeading___Toc41993_317119048"/>
       <w:bookmarkStart w:id="48" w:name="_Toc1964723742"/>
       <w:bookmarkStart w:id="49" w:name="_Toc1048680169"/>
@@ -11103,7 +11340,7 @@
         </w:rPr>
         <w:t xml:space="preserve"> </w:t>
       </w:r>
-      <w:hyperlink r:id="rId33">
+      <w:hyperlink r:id="rId32">
         <w:r>
           <w:rPr>
             <w:rStyle w:val="Hyperlink"/>
@@ -11152,7 +11389,7 @@
         </w:rPr>
         <w:t xml:space="preserve"> </w:t>
       </w:r>
-      <w:hyperlink r:id="rId34">
+      <w:hyperlink r:id="rId33">
         <w:r>
           <w:rPr>
             <w:rStyle w:val="Hyperlink"/>
@@ -11201,7 +11438,7 @@
         </w:rPr>
         <w:t xml:space="preserve"> </w:t>
       </w:r>
-      <w:hyperlink r:id="rId35">
+      <w:hyperlink r:id="rId34">
         <w:r>
           <w:rPr>
             <w:rStyle w:val="Hyperlink"/>
@@ -11250,7 +11487,7 @@
         </w:rPr>
         <w:t xml:space="preserve"> </w:t>
       </w:r>
-      <w:hyperlink r:id="rId36">
+      <w:hyperlink r:id="rId35">
         <w:r>
           <w:rPr>
             <w:rStyle w:val="Hyperlink"/>
@@ -11299,7 +11536,7 @@
         </w:rPr>
         <w:t xml:space="preserve"> </w:t>
       </w:r>
-      <w:hyperlink r:id="rId37">
+      <w:hyperlink r:id="rId36">
         <w:r>
           <w:rPr>
             <w:rStyle w:val="Hyperlink"/>
@@ -11348,7 +11585,7 @@
         </w:rPr>
         <w:t xml:space="preserve"> </w:t>
       </w:r>
-      <w:hyperlink r:id="rId38">
+      <w:hyperlink r:id="rId37">
         <w:r>
           <w:rPr>
             <w:rStyle w:val="Hyperlink"/>
@@ -11393,7 +11630,7 @@
         </w:rPr>
         <w:t xml:space="preserve"> </w:t>
       </w:r>
-      <w:hyperlink r:id="rId39">
+      <w:hyperlink r:id="rId38">
         <w:r>
           <w:rPr>
             <w:rStyle w:val="Hyperlink"/>
@@ -11412,7 +11649,7 @@
         </w:rPr>
         <w:t xml:space="preserve"> ; </w:t>
       </w:r>
-      <w:hyperlink r:id="rId40">
+      <w:hyperlink r:id="rId39">
         <w:r>
           <w:rPr>
             <w:rStyle w:val="Hyperlink"/>
@@ -11461,7 +11698,7 @@
         </w:rPr>
         <w:t xml:space="preserve"> </w:t>
       </w:r>
-      <w:hyperlink r:id="rId41">
+      <w:hyperlink r:id="rId40">
         <w:r>
           <w:rPr>
             <w:rStyle w:val="Hyperlink"/>
@@ -11510,7 +11747,7 @@
         </w:rPr>
         <w:t xml:space="preserve"> </w:t>
       </w:r>
-      <w:hyperlink r:id="rId42">
+      <w:hyperlink r:id="rId41">
         <w:r>
           <w:rPr>
             <w:rStyle w:val="Hyperlink"/>
@@ -11550,7 +11787,7 @@
         <w:tab/>
         <w:t xml:space="preserve">3. kép – JWT felépítése : </w:t>
       </w:r>
-      <w:hyperlink r:id="rId43">
+      <w:hyperlink r:id="rId42">
         <w:r>
           <w:rPr>
             <w:rStyle w:val="Hyperlink"/>
@@ -11647,7 +11884,7 @@
           <w:szCs w:val="24"/>
         </w:rPr>
       </w:pPr>
-      <w:hyperlink r:id="rId44">
+      <w:hyperlink r:id="rId43">
         <w:r>
           <w:rPr>
             <w:rStyle w:val="Hyperlink"/>
@@ -11691,12 +11928,12 @@
       </w:r>
     </w:p>
     <w:sectPr>
-      <w:headerReference w:type="even" r:id="rId45"/>
-      <w:headerReference w:type="default" r:id="rId46"/>
-      <w:headerReference w:type="first" r:id="rId47"/>
-      <w:footerReference w:type="even" r:id="rId48"/>
-      <w:footerReference w:type="default" r:id="rId49"/>
-      <w:footerReference w:type="first" r:id="rId50"/>
+      <w:headerReference w:type="even" r:id="rId44"/>
+      <w:headerReference w:type="default" r:id="rId45"/>
+      <w:headerReference w:type="first" r:id="rId46"/>
+      <w:footerReference w:type="even" r:id="rId47"/>
+      <w:footerReference w:type="default" r:id="rId48"/>
+      <w:footerReference w:type="first" r:id="rId49"/>
       <w:type w:val="nextPage"/>
       <w:pgSz w:w="11906" w:h="17337"/>
       <w:pgMar w:left="1701" w:right="1418" w:gutter="0" w:header="709" w:top="1418" w:footer="709" w:bottom="1418"/>
@@ -11711,7 +11948,7 @@
 </file>
 
 <file path=word/footer1.xml><?xml version="1.0" encoding="utf-8"?>
-<w:ftr xmlns:o="urn:schemas-microsoft-com:office:office" xmlns:r="http://schemas.openxmlformats.org/officeDocument/2006/relationships" xmlns:v="urn:schemas-microsoft-com:vml" xmlns:w="http://schemas.openxmlformats.org/wordprocessingml/2006/main" xmlns:w10="urn:schemas-microsoft-com:office:word" xmlns:wp="http://schemas.openxmlformats.org/drawingml/2006/wordprocessingDrawing" xmlns:wps="http://schemas.microsoft.com/office/word/2010/wordprocessingShape" xmlns:wpg="http://schemas.microsoft.com/office/word/2010/wordprocessingGroup" xmlns:mc="http://schemas.openxmlformats.org/markup-compatibility/2006" xmlns:wp14="http://schemas.microsoft.com/office/word/2010/wordprocessingDrawing" xmlns:w14="http://schemas.microsoft.com/office/word/2010/wordml" xmlns:w15="http://schemas.microsoft.com/office/word/2012/wordml" mc:Ignorable="w14 wp14 w15">
+<w:ftr xmlns:o="urn:schemas-microsoft-com:office:office" xmlns:r="http://schemas.openxmlformats.org/officeDocument/2006/relationships" xmlns:v="urn:schemas-microsoft-com:vml" xmlns:w="http://schemas.openxmlformats.org/wordprocessingml/2006/main" xmlns:w10="urn:schemas-microsoft-com:office:word" xmlns:wp="http://schemas.openxmlformats.org/drawingml/2006/wordprocessingDrawing" xmlns:pic="http://schemas.openxmlformats.org/drawingml/2006/picture" xmlns:wps="http://schemas.microsoft.com/office/word/2010/wordprocessingShape" xmlns:wpg="http://schemas.microsoft.com/office/word/2010/wordprocessingGroup" xmlns:mc="http://schemas.openxmlformats.org/markup-compatibility/2006" xmlns:wp14="http://schemas.microsoft.com/office/word/2010/wordprocessingDrawing" xmlns:w14="http://schemas.microsoft.com/office/word/2010/wordml" xmlns:w15="http://schemas.microsoft.com/office/word/2012/wordml" mc:Ignorable="w14 wp14 w15">
   <w:p>
     <w:pPr>
       <w:pStyle w:val="Footer"/>
@@ -11725,7 +11962,7 @@
 </file>
 
 <file path=word/footer2.xml><?xml version="1.0" encoding="utf-8"?>
-<w:ftr xmlns:o="urn:schemas-microsoft-com:office:office" xmlns:r="http://schemas.openxmlformats.org/officeDocument/2006/relationships" xmlns:v="urn:schemas-microsoft-com:vml" xmlns:w="http://schemas.openxmlformats.org/wordprocessingml/2006/main" xmlns:w10="urn:schemas-microsoft-com:office:word" xmlns:wp="http://schemas.openxmlformats.org/drawingml/2006/wordprocessingDrawing" xmlns:wps="http://schemas.microsoft.com/office/word/2010/wordprocessingShape" xmlns:wpg="http://schemas.microsoft.com/office/word/2010/wordprocessingGroup" xmlns:mc="http://schemas.openxmlformats.org/markup-compatibility/2006" xmlns:wp14="http://schemas.microsoft.com/office/word/2010/wordprocessingDrawing" xmlns:w14="http://schemas.microsoft.com/office/word/2010/wordml" xmlns:w15="http://schemas.microsoft.com/office/word/2012/wordml" mc:Ignorable="w14 wp14 w15">
+<w:ftr xmlns:o="urn:schemas-microsoft-com:office:office" xmlns:r="http://schemas.openxmlformats.org/officeDocument/2006/relationships" xmlns:v="urn:schemas-microsoft-com:vml" xmlns:w="http://schemas.openxmlformats.org/wordprocessingml/2006/main" xmlns:w10="urn:schemas-microsoft-com:office:word" xmlns:wp="http://schemas.openxmlformats.org/drawingml/2006/wordprocessingDrawing" xmlns:pic="http://schemas.openxmlformats.org/drawingml/2006/picture" xmlns:wps="http://schemas.microsoft.com/office/word/2010/wordprocessingShape" xmlns:wpg="http://schemas.microsoft.com/office/word/2010/wordprocessingGroup" xmlns:mc="http://schemas.openxmlformats.org/markup-compatibility/2006" xmlns:wp14="http://schemas.microsoft.com/office/word/2010/wordprocessingDrawing" xmlns:w14="http://schemas.microsoft.com/office/word/2010/wordml" xmlns:w15="http://schemas.microsoft.com/office/word/2012/wordml" mc:Ignorable="w14 wp14 w15">
   <w:p>
     <w:pPr>
       <w:pStyle w:val="Footer"/>
@@ -11747,7 +11984,7 @@
     </w:r>
     <w:r>
       <w:rPr/>
-      <w:t>15</w:t>
+      <w:t>35</w:t>
     </w:r>
     <w:r>
       <w:rPr/>
@@ -11768,7 +12005,7 @@
 </file>
 
 <file path=word/footer3.xml><?xml version="1.0" encoding="utf-8"?>
-<w:ftr xmlns:o="urn:schemas-microsoft-com:office:office" xmlns:r="http://schemas.openxmlformats.org/officeDocument/2006/relationships" xmlns:v="urn:schemas-microsoft-com:vml" xmlns:w="http://schemas.openxmlformats.org/wordprocessingml/2006/main" xmlns:w10="urn:schemas-microsoft-com:office:word" xmlns:wp="http://schemas.openxmlformats.org/drawingml/2006/wordprocessingDrawing" xmlns:wps="http://schemas.microsoft.com/office/word/2010/wordprocessingShape" xmlns:wpg="http://schemas.microsoft.com/office/word/2010/wordprocessingGroup" xmlns:mc="http://schemas.openxmlformats.org/markup-compatibility/2006" xmlns:wp14="http://schemas.microsoft.com/office/word/2010/wordprocessingDrawing" xmlns:w14="http://schemas.microsoft.com/office/word/2010/wordml" xmlns:w15="http://schemas.microsoft.com/office/word/2012/wordml" mc:Ignorable="w14 wp14 w15">
+<w:ftr xmlns:o="urn:schemas-microsoft-com:office:office" xmlns:r="http://schemas.openxmlformats.org/officeDocument/2006/relationships" xmlns:v="urn:schemas-microsoft-com:vml" xmlns:w="http://schemas.openxmlformats.org/wordprocessingml/2006/main" xmlns:w10="urn:schemas-microsoft-com:office:word" xmlns:wp="http://schemas.openxmlformats.org/drawingml/2006/wordprocessingDrawing" xmlns:pic="http://schemas.openxmlformats.org/drawingml/2006/picture" xmlns:wps="http://schemas.microsoft.com/office/word/2010/wordprocessingShape" xmlns:wpg="http://schemas.microsoft.com/office/word/2010/wordprocessingGroup" xmlns:mc="http://schemas.openxmlformats.org/markup-compatibility/2006" xmlns:wp14="http://schemas.microsoft.com/office/word/2010/wordprocessingDrawing" xmlns:w14="http://schemas.microsoft.com/office/word/2010/wordml" xmlns:w15="http://schemas.microsoft.com/office/word/2012/wordml" mc:Ignorable="w14 wp14 w15">
   <w:tbl>
     <w:tblPr>
       <w:tblW w:w="8775" w:type="dxa"/>
@@ -11853,7 +12090,7 @@
 </file>
 
 <file path=word/header1.xml><?xml version="1.0" encoding="utf-8"?>
-<w:hdr xmlns:o="urn:schemas-microsoft-com:office:office" xmlns:r="http://schemas.openxmlformats.org/officeDocument/2006/relationships" xmlns:v="urn:schemas-microsoft-com:vml" xmlns:w="http://schemas.openxmlformats.org/wordprocessingml/2006/main" xmlns:w10="urn:schemas-microsoft-com:office:word" xmlns:wp="http://schemas.openxmlformats.org/drawingml/2006/wordprocessingDrawing" xmlns:wps="http://schemas.microsoft.com/office/word/2010/wordprocessingShape" xmlns:wpg="http://schemas.microsoft.com/office/word/2010/wordprocessingGroup" xmlns:mc="http://schemas.openxmlformats.org/markup-compatibility/2006" xmlns:wp14="http://schemas.microsoft.com/office/word/2010/wordprocessingDrawing" xmlns:w14="http://schemas.microsoft.com/office/word/2010/wordml" xmlns:w15="http://schemas.microsoft.com/office/word/2012/wordml" mc:Ignorable="w14 wp14 w15">
+<w:hdr xmlns:o="urn:schemas-microsoft-com:office:office" xmlns:r="http://schemas.openxmlformats.org/officeDocument/2006/relationships" xmlns:v="urn:schemas-microsoft-com:vml" xmlns:w="http://schemas.openxmlformats.org/wordprocessingml/2006/main" xmlns:w10="urn:schemas-microsoft-com:office:word" xmlns:wp="http://schemas.openxmlformats.org/drawingml/2006/wordprocessingDrawing" xmlns:pic="http://schemas.openxmlformats.org/drawingml/2006/picture" xmlns:wps="http://schemas.microsoft.com/office/word/2010/wordprocessingShape" xmlns:wpg="http://schemas.microsoft.com/office/word/2010/wordprocessingGroup" xmlns:mc="http://schemas.openxmlformats.org/markup-compatibility/2006" xmlns:wp14="http://schemas.microsoft.com/office/word/2010/wordprocessingDrawing" xmlns:w14="http://schemas.microsoft.com/office/word/2010/wordml" xmlns:w15="http://schemas.microsoft.com/office/word/2012/wordml" mc:Ignorable="w14 wp14 w15">
   <w:p>
     <w:pPr>
       <w:pStyle w:val="Header"/>
@@ -11867,7 +12104,7 @@
 </file>
 
 <file path=word/header2.xml><?xml version="1.0" encoding="utf-8"?>
-<w:hdr xmlns:o="urn:schemas-microsoft-com:office:office" xmlns:r="http://schemas.openxmlformats.org/officeDocument/2006/relationships" xmlns:v="urn:schemas-microsoft-com:vml" xmlns:w="http://schemas.openxmlformats.org/wordprocessingml/2006/main" xmlns:w10="urn:schemas-microsoft-com:office:word" xmlns:wp="http://schemas.openxmlformats.org/drawingml/2006/wordprocessingDrawing" xmlns:wps="http://schemas.microsoft.com/office/word/2010/wordprocessingShape" xmlns:wpg="http://schemas.microsoft.com/office/word/2010/wordprocessingGroup" xmlns:mc="http://schemas.openxmlformats.org/markup-compatibility/2006" xmlns:wp14="http://schemas.microsoft.com/office/word/2010/wordprocessingDrawing" xmlns:w14="http://schemas.microsoft.com/office/word/2010/wordml" xmlns:w15="http://schemas.microsoft.com/office/word/2012/wordml" mc:Ignorable="w14 wp14 w15">
+<w:hdr xmlns:o="urn:schemas-microsoft-com:office:office" xmlns:r="http://schemas.openxmlformats.org/officeDocument/2006/relationships" xmlns:v="urn:schemas-microsoft-com:vml" xmlns:w="http://schemas.openxmlformats.org/wordprocessingml/2006/main" xmlns:w10="urn:schemas-microsoft-com:office:word" xmlns:wp="http://schemas.openxmlformats.org/drawingml/2006/wordprocessingDrawing" xmlns:pic="http://schemas.openxmlformats.org/drawingml/2006/picture" xmlns:wps="http://schemas.microsoft.com/office/word/2010/wordprocessingShape" xmlns:wpg="http://schemas.microsoft.com/office/word/2010/wordprocessingGroup" xmlns:mc="http://schemas.openxmlformats.org/markup-compatibility/2006" xmlns:wp14="http://schemas.microsoft.com/office/word/2010/wordprocessingDrawing" xmlns:w14="http://schemas.microsoft.com/office/word/2010/wordml" xmlns:w15="http://schemas.microsoft.com/office/word/2012/wordml" mc:Ignorable="w14 wp14 w15">
   <w:tbl>
     <w:tblPr>
       <w:tblW w:w="8775" w:type="dxa"/>
@@ -11952,7 +12189,7 @@
 </file>
 
 <file path=word/header3.xml><?xml version="1.0" encoding="utf-8"?>
-<w:hdr xmlns:o="urn:schemas-microsoft-com:office:office" xmlns:r="http://schemas.openxmlformats.org/officeDocument/2006/relationships" xmlns:v="urn:schemas-microsoft-com:vml" xmlns:w="http://schemas.openxmlformats.org/wordprocessingml/2006/main" xmlns:w10="urn:schemas-microsoft-com:office:word" xmlns:wp="http://schemas.openxmlformats.org/drawingml/2006/wordprocessingDrawing" xmlns:wps="http://schemas.microsoft.com/office/word/2010/wordprocessingShape" xmlns:wpg="http://schemas.microsoft.com/office/word/2010/wordprocessingGroup" xmlns:mc="http://schemas.openxmlformats.org/markup-compatibility/2006" xmlns:wp14="http://schemas.microsoft.com/office/word/2010/wordprocessingDrawing" xmlns:w14="http://schemas.microsoft.com/office/word/2010/wordml" xmlns:w15="http://schemas.microsoft.com/office/word/2012/wordml" mc:Ignorable="w14 wp14 w15">
+<w:hdr xmlns:o="urn:schemas-microsoft-com:office:office" xmlns:r="http://schemas.openxmlformats.org/officeDocument/2006/relationships" xmlns:v="urn:schemas-microsoft-com:vml" xmlns:w="http://schemas.openxmlformats.org/wordprocessingml/2006/main" xmlns:w10="urn:schemas-microsoft-com:office:word" xmlns:wp="http://schemas.openxmlformats.org/drawingml/2006/wordprocessingDrawing" xmlns:pic="http://schemas.openxmlformats.org/drawingml/2006/picture" xmlns:wps="http://schemas.microsoft.com/office/word/2010/wordprocessingShape" xmlns:wpg="http://schemas.microsoft.com/office/word/2010/wordprocessingGroup" xmlns:mc="http://schemas.openxmlformats.org/markup-compatibility/2006" xmlns:wp14="http://schemas.microsoft.com/office/word/2010/wordprocessingDrawing" xmlns:w14="http://schemas.microsoft.com/office/word/2010/wordml" xmlns:w15="http://schemas.microsoft.com/office/word/2012/wordml" mc:Ignorable="w14 wp14 w15">
   <w:tbl>
     <w:tblPr>
       <w:tblW w:w="8775" w:type="dxa"/>
@@ -13843,6 +14080,7 @@
   <w:num w:numId="14">
     <w:abstractNumId w:val="1"/>
     <w:lvlOverride w:ilvl="0">
+      <w:startOverride w:val="1"/>
       <w:lvl w:ilvl="0">
         <w:start w:val="1"/>
         <w:numFmt w:val="bullet"/>
@@ -13858,7 +14096,6 @@
           <w:rFonts w:ascii="Symbol" w:hAnsi="Symbol" w:cs="Symbol" w:hint="default"/>
         </w:rPr>
       </w:lvl>
-      <w:startOverride w:val="1"/>
     </w:lvlOverride>
     <w:lvlOverride w:ilvl="0">
       <w:startOverride w:val="1"/>
@@ -14024,6 +14261,7 @@
   <w:num w:numId="15">
     <w:abstractNumId w:val="1"/>
     <w:lvlOverride w:ilvl="0">
+      <w:startOverride w:val="1"/>
       <w:lvl w:ilvl="0">
         <w:start w:val="1"/>
         <w:numFmt w:val="bullet"/>
@@ -14039,7 +14277,6 @@
           <w:rFonts w:ascii="Symbol" w:hAnsi="Symbol" w:cs="Symbol" w:hint="default"/>
         </w:rPr>
       </w:lvl>
-      <w:startOverride w:val="1"/>
     </w:lvlOverride>
     <w:lvlOverride w:ilvl="0">
       <w:startOverride w:val="1"/>
@@ -14205,6 +14442,7 @@
   <w:num w:numId="16">
     <w:abstractNumId w:val="1"/>
     <w:lvlOverride w:ilvl="0">
+      <w:startOverride w:val="1"/>
       <w:lvl w:ilvl="0">
         <w:start w:val="1"/>
         <w:numFmt w:val="bullet"/>
@@ -14220,7 +14458,6 @@
           <w:rFonts w:ascii="Symbol" w:hAnsi="Symbol" w:cs="Symbol" w:hint="default"/>
         </w:rPr>
       </w:lvl>
-      <w:startOverride w:val="1"/>
     </w:lvlOverride>
     <w:lvlOverride w:ilvl="0">
       <w:startOverride w:val="1"/>
@@ -14424,7 +14661,7 @@
     </w:rPr>
   </w:style>
   <w:style w:type="paragraph" w:styleId="Heading1">
-    <w:name w:val="Heading 1"/>
+    <w:name w:val="heading 1"/>
     <w:basedOn w:val="Normal"/>
     <w:next w:val="Normal"/>
     <w:link w:val="Cmsor1Char"/>
@@ -14447,7 +14684,7 @@
     </w:rPr>
   </w:style>
   <w:style w:type="paragraph" w:styleId="Heading2">
-    <w:name w:val="Heading 2"/>
+    <w:name w:val="heading 2"/>
     <w:basedOn w:val="Normal"/>
     <w:next w:val="Normal"/>
     <w:link w:val="Cmsor2Char"/>
@@ -14470,7 +14707,7 @@
     </w:rPr>
   </w:style>
   <w:style w:type="paragraph" w:styleId="Heading3">
-    <w:name w:val="Heading 3"/>
+    <w:name w:val="heading 3"/>
     <w:basedOn w:val="Normal"/>
     <w:next w:val="Normal"/>
     <w:link w:val="Cmsor3Char"/>
@@ -14585,6 +14822,25 @@
       <w:iCs/>
     </w:rPr>
   </w:style>
+  <w:style w:type="character" w:styleId="Jegyzkhivatkozsuser">
+    <w:name w:val="Jegyzékhivatkozás (user)"/>
+    <w:qFormat/>
+    <w:rPr/>
+  </w:style>
+  <w:style w:type="character" w:styleId="Forrsszveguser">
+    <w:name w:val="Forrásszöveg (user)"/>
+    <w:qFormat/>
+    <w:rPr>
+      <w:rFonts w:ascii="Liberation Mono" w:hAnsi="Liberation Mono" w:eastAsia="Liberation Mono" w:cs="Liberation Mono"/>
+    </w:rPr>
+  </w:style>
+  <w:style w:type="character" w:styleId="Felsorolsjeluser">
+    <w:name w:val="Felsorolásjel (user)"/>
+    <w:qFormat/>
+    <w:rPr>
+      <w:rFonts w:ascii="OpenSymbol" w:hAnsi="OpenSymbol" w:eastAsia="OpenSymbol" w:cs="OpenSymbol"/>
+    </w:rPr>
+  </w:style>
   <w:style w:type="paragraph" w:styleId="Cmsor">
     <w:name w:val="Címsor"/>
     <w:basedOn w:val="Normal"/>
@@ -14617,7 +14873,7 @@
     </w:rPr>
   </w:style>
   <w:style w:type="paragraph" w:styleId="Caption">
-    <w:name w:val="Caption"/>
+    <w:name w:val="caption"/>
     <w:basedOn w:val="Normal"/>
     <w:next w:val="Normal"/>
     <w:qFormat/>
@@ -14634,6 +14890,32 @@
   </w:style>
   <w:style w:type="paragraph" w:styleId="Trgymutat">
     <w:name w:val="Tárgymutató"/>
+    <w:basedOn w:val="Normal"/>
+    <w:qFormat/>
+    <w:pPr>
+      <w:suppressLineNumbers/>
+    </w:pPr>
+    <w:rPr>
+      <w:rFonts w:cs="Lucida Sans"/>
+    </w:rPr>
+  </w:style>
+  <w:style w:type="paragraph" w:styleId="Cmsoruser">
+    <w:name w:val="Címsor (user)"/>
+    <w:basedOn w:val="Normal"/>
+    <w:next w:val="BodyText"/>
+    <w:qFormat/>
+    <w:pPr>
+      <w:keepNext w:val="true"/>
+      <w:spacing w:before="240" w:after="120"/>
+    </w:pPr>
+    <w:rPr>
+      <w:rFonts w:ascii="Liberation Sans" w:hAnsi="Liberation Sans" w:eastAsia="Microsoft YaHei" w:cs="Lucida Sans"/>
+      <w:sz w:val="28"/>
+      <w:szCs w:val="28"/>
+    </w:rPr>
+  </w:style>
+  <w:style w:type="paragraph" w:styleId="Trgymutatuser">
+    <w:name w:val="Tárgymutató (user)"/>
     <w:basedOn w:val="Normal"/>
     <w:qFormat/>
     <w:pPr>
@@ -14674,15 +14956,22 @@
     </w:pPr>
     <w:rPr/>
   </w:style>
-  <w:style w:type="paragraph" w:styleId="HeaderandFooter">
-    <w:name w:val="Header and Footer"/>
+  <w:style w:type="paragraph" w:styleId="lfejsllbuser">
+    <w:name w:val="Élőfej és élőláb (user)"/>
+    <w:basedOn w:val="Normal"/>
+    <w:qFormat/>
+    <w:pPr/>
+    <w:rPr/>
+  </w:style>
+  <w:style w:type="paragraph" w:styleId="lfejsllb">
+    <w:name w:val="Élőfej és élőláb"/>
     <w:basedOn w:val="Normal"/>
     <w:qFormat/>
     <w:pPr/>
     <w:rPr/>
   </w:style>
   <w:style w:type="paragraph" w:styleId="Header">
-    <w:name w:val="Header"/>
+    <w:name w:val="header"/>
     <w:basedOn w:val="Normal"/>
     <w:link w:val="lfejChar"/>
     <w:pPr>
@@ -14696,7 +14985,7 @@
     <w:rPr/>
   </w:style>
   <w:style w:type="paragraph" w:styleId="Footer">
-    <w:name w:val="Footer"/>
+    <w:name w:val="footer"/>
     <w:basedOn w:val="Normal"/>
     <w:link w:val="llbChar"/>
     <w:pPr>
@@ -14710,7 +14999,7 @@
     <w:rPr/>
   </w:style>
   <w:style w:type="paragraph" w:styleId="TOC1">
-    <w:name w:val="TOC 1"/>
+    <w:name w:val="toc 1"/>
     <w:basedOn w:val="Normal"/>
     <w:next w:val="Normal"/>
     <w:autoRedefine/>
@@ -14720,7 +15009,7 @@
     <w:rPr/>
   </w:style>
   <w:style w:type="paragraph" w:styleId="TOC2">
-    <w:name w:val="TOC 2"/>
+    <w:name w:val="toc 2"/>
     <w:basedOn w:val="Normal"/>
     <w:next w:val="Normal"/>
     <w:autoRedefine/>
@@ -14761,7 +15050,7 @@
     <w:rPr/>
   </w:style>
   <w:style w:type="paragraph" w:styleId="IndexHeading">
-    <w:name w:val="Index Heading"/>
+    <w:name w:val="index heading"/>
     <w:basedOn w:val="Cmsor"/>
     <w:pPr>
       <w:suppressLineNumbers/>
@@ -14789,8 +15078,42 @@
       <w:szCs w:val="32"/>
     </w:rPr>
   </w:style>
+  <w:style w:type="paragraph" w:styleId="Tblzattartalomuser">
+    <w:name w:val="Táblázattartalom (user)"/>
+    <w:basedOn w:val="Normal"/>
+    <w:qFormat/>
+    <w:pPr>
+      <w:widowControl w:val="false"/>
+      <w:suppressLineNumbers/>
+    </w:pPr>
+    <w:rPr/>
+  </w:style>
+  <w:style w:type="paragraph" w:styleId="Elformzottszveguser">
+    <w:name w:val="Előformázott szöveg (user)"/>
+    <w:basedOn w:val="Normal"/>
+    <w:qFormat/>
+    <w:pPr>
+      <w:spacing w:before="0" w:after="0"/>
+    </w:pPr>
+    <w:rPr>
+      <w:rFonts w:ascii="Liberation Mono" w:hAnsi="Liberation Mono" w:eastAsia="Liberation Mono" w:cs="Liberation Mono"/>
+      <w:sz w:val="20"/>
+      <w:szCs w:val="20"/>
+    </w:rPr>
+  </w:style>
+  <w:style w:type="paragraph" w:styleId="Proslfejuser">
+    <w:name w:val="Páros élőfej (user)"/>
+    <w:basedOn w:val="Header"/>
+    <w:qFormat/>
+    <w:pPr/>
+    <w:rPr/>
+  </w:style>
   <w:style w:type="numbering" w:styleId="Nincslista">
     <w:name w:val="Nincs lista"/>
+    <w:qFormat/>
+  </w:style>
+  <w:style w:type="numbering" w:styleId="Nincslistauser">
+    <w:name w:val="Nincs lista (user)"/>
     <w:qFormat/>
   </w:style>
 </w:styles>
